--- a/docs/word/18 - Histórico de mudanças.docx
+++ b/docs/word/18 - Histórico de mudanças.docx
@@ -118,11 +118,11 @@
       <w:pPr>
         <w:pStyle w:val="Heading1"/>
       </w:pPr>
-      <w:bookmarkStart w:name="_Toc165" w:id="165"/>
+      <w:bookmarkStart w:name="_Toc166" w:id="166"/>
       <w:r>
         <w:t xml:space="preserve">Sumário</w:t>
       </w:r>
-      <w:bookmarkEnd w:id="165"/>
+      <w:bookmarkEnd w:id="166"/>
     </w:p>
     <w:p>
       <w:r>
@@ -153,31 +153,9 @@
             <w:instrText xml:space="preserve">TOC \h \o "1-2"</w:instrText>
             <w:fldChar w:fldCharType="separate"/>
           </w:r>
-          <w:hyperlink w:history="1" w:anchor="_Toc165">
+          <w:hyperlink w:history="1" w:anchor="_Toc166">
             <w:r>
               <w:t xml:space="preserve">Sumário</w:t>
-            </w:r>
-            <w:r>
-              <w:tab/>
-            </w:r>
-            <w:r>
-              <w:fldChar w:fldCharType="begin" w:dirty="true"/>
-              <w:instrText xml:space="preserve">PAGEREF _Toc165 \h</w:instrText>
-              <w:fldChar w:fldCharType="separate"/>
-              <w:fldChar w:fldCharType="end"/>
-            </w:r>
-          </w:hyperlink>
-        </w:p>
-        <w:p>
-          <w:pPr>
-            <w:pStyle w:val="TOC1"/>
-            <w:tabs>
-              <w:tab w:val="right" w:pos="9638" w:leader="dot"/>
-            </w:tabs>
-          </w:pPr>
-          <w:hyperlink w:history="1" w:anchor="_Toc166">
-            <w:r>
-              <w:t xml:space="preserve">Histórico de mudanças</w:t>
             </w:r>
             <w:r>
               <w:tab/>
@@ -192,15 +170,14 @@
         </w:p>
         <w:p>
           <w:pPr>
-            <w:pStyle w:val="TOC2"/>
+            <w:pStyle w:val="TOC1"/>
             <w:tabs>
               <w:tab w:val="right" w:pos="9638" w:leader="dot"/>
             </w:tabs>
-            <w:ind w:left="220"/>
           </w:pPr>
           <w:hyperlink w:history="1" w:anchor="_Toc167">
             <w:r>
-              <w:t xml:space="preserve">2026-10-23 — Solicitações de desbloqueio e liberação automática de volta</w:t>
+              <w:t xml:space="preserve">Histórico de mudanças</w:t>
             </w:r>
             <w:r>
               <w:tab/>
@@ -223,7 +200,7 @@
           </w:pPr>
           <w:hyperlink w:history="1" w:anchor="_Toc168">
             <w:r>
-              <w:t xml:space="preserve">2026-10-16 — Segurança: cabeçalhos e documentação</w:t>
+              <w:t xml:space="preserve">2026-10-23 — Dashboard, carregamento nos botões e botão Entrar</w:t>
             </w:r>
             <w:r>
               <w:tab/>
@@ -246,7 +223,7 @@
           </w:pPr>
           <w:hyperlink w:history="1" w:anchor="_Toc169">
             <w:r>
-              <w:t xml:space="preserve">2026-10-08 — Documentação completa e versão em Word</w:t>
+              <w:t xml:space="preserve">2026-10-23 — Solicitações de desbloqueio e liberação automática de volta</w:t>
             </w:r>
             <w:r>
               <w:tab/>
@@ -269,7 +246,7 @@
           </w:pPr>
           <w:hyperlink w:history="1" w:anchor="_Toc170">
             <w:r>
-              <w:t xml:space="preserve">2026-10-08 — Ciclo em 1º de outubro, procedimento na lista e cache entre telas</w:t>
+              <w:t xml:space="preserve">2026-10-16 — Segurança: cabeçalhos e documentação</w:t>
             </w:r>
             <w:r>
               <w:tab/>
@@ -292,7 +269,7 @@
           </w:pPr>
           <w:hyperlink w:history="1" w:anchor="_Toc171">
             <w:r>
-              <w:t xml:space="preserve">2026-10-08 — Agenda completa, profissional, tipo de consulta e procedimentos</w:t>
+              <w:t xml:space="preserve">2026-10-08 — Documentação completa e versão em Word</w:t>
             </w:r>
             <w:r>
               <w:tab/>
@@ -315,7 +292,7 @@
           </w:pPr>
           <w:hyperlink w:history="1" w:anchor="_Toc172">
             <w:r>
-              <w:t xml:space="preserve">2026-10-07 — Usuários e perfis</w:t>
+              <w:t xml:space="preserve">2026-10-08 — Ciclo em 1º de outubro, procedimento na lista e cache entre telas</w:t>
             </w:r>
             <w:r>
               <w:tab/>
@@ -338,7 +315,7 @@
           </w:pPr>
           <w:hyperlink w:history="1" w:anchor="_Toc173">
             <w:r>
-              <w:t xml:space="preserve">2026-10-06 — Bloqueio de todo o período</w:t>
+              <w:t xml:space="preserve">2026-10-08 — Agenda completa, profissional, tipo de consulta e procedimentos</w:t>
             </w:r>
             <w:r>
               <w:tab/>
@@ -361,7 +338,7 @@
           </w:pPr>
           <w:hyperlink w:history="1" w:anchor="_Toc174">
             <w:r>
-              <w:t xml:space="preserve">2026-10-06 — Aguardando bloqueio</w:t>
+              <w:t xml:space="preserve">2026-10-07 — Usuários e perfis</w:t>
             </w:r>
             <w:r>
               <w:tab/>
@@ -384,7 +361,7 @@
           </w:pPr>
           <w:hyperlink w:history="1" w:anchor="_Toc175">
             <w:r>
-              <w:t xml:space="preserve">2026-10-05 — Registrar situação feita direto no CNN</w:t>
+              <w:t xml:space="preserve">2026-10-06 — Bloqueio de todo o período</w:t>
             </w:r>
             <w:r>
               <w:tab/>
@@ -407,7 +384,7 @@
           </w:pPr>
           <w:hyperlink w:history="1" w:anchor="_Toc176">
             <w:r>
-              <w:t xml:space="preserve">2026-10-04 — Painel de liberação manual</w:t>
+              <w:t xml:space="preserve">2026-10-06 — Aguardando bloqueio</w:t>
             </w:r>
             <w:r>
               <w:tab/>
@@ -421,6 +398,52 @@
           </w:hyperlink>
         </w:p>
         <w:p>
+          <w:pPr>
+            <w:pStyle w:val="TOC2"/>
+            <w:tabs>
+              <w:tab w:val="right" w:pos="9638" w:leader="dot"/>
+            </w:tabs>
+            <w:ind w:left="220"/>
+          </w:pPr>
+          <w:hyperlink w:history="1" w:anchor="_Toc177">
+            <w:r>
+              <w:t xml:space="preserve">2026-10-05 — Registrar situação feita direto no CNN</w:t>
+            </w:r>
+            <w:r>
+              <w:tab/>
+            </w:r>
+            <w:r>
+              <w:fldChar w:fldCharType="begin" w:dirty="true"/>
+              <w:instrText xml:space="preserve">PAGEREF _Toc177 \h</w:instrText>
+              <w:fldChar w:fldCharType="separate"/>
+              <w:fldChar w:fldCharType="end"/>
+            </w:r>
+          </w:hyperlink>
+        </w:p>
+        <w:p>
+          <w:pPr>
+            <w:pStyle w:val="TOC2"/>
+            <w:tabs>
+              <w:tab w:val="right" w:pos="9638" w:leader="dot"/>
+            </w:tabs>
+            <w:ind w:left="220"/>
+          </w:pPr>
+          <w:hyperlink w:history="1" w:anchor="_Toc178">
+            <w:r>
+              <w:t xml:space="preserve">2026-10-04 — Painel de liberação manual</w:t>
+            </w:r>
+            <w:r>
+              <w:tab/>
+            </w:r>
+            <w:r>
+              <w:fldChar w:fldCharType="begin" w:dirty="true"/>
+              <w:instrText xml:space="preserve">PAGEREF _Toc178 \h</w:instrText>
+              <w:fldChar w:fldCharType="separate"/>
+              <w:fldChar w:fldCharType="end"/>
+            </w:r>
+          </w:hyperlink>
+        </w:p>
+        <w:p>
           <w:r>
             <w:fldChar w:fldCharType="end"/>
           </w:r>
@@ -432,11 +455,11 @@
         <w:pStyle w:val="Heading1"/>
         <w:pageBreakBefore/>
       </w:pPr>
-      <w:bookmarkStart w:name="_Toc166" w:id="166"/>
+      <w:bookmarkStart w:name="_Toc167" w:id="167"/>
       <w:r>
         <w:t xml:space="preserve">Histórico de mudanças</w:t>
       </w:r>
-      <w:bookmarkEnd w:id="166"/>
+      <w:bookmarkEnd w:id="167"/>
     </w:p>
     <w:p>
       <w:pPr>
@@ -450,11 +473,305 @@
       <w:pPr>
         <w:pStyle w:val="Heading2"/>
       </w:pPr>
-      <w:bookmarkStart w:name="_Toc167" w:id="167"/>
+      <w:bookmarkStart w:name="_Toc168" w:id="168"/>
+      <w:r>
+        <w:t xml:space="preserve">2026-10-23 — Dashboard, carregamento nos botões e botão Entrar</w:t>
+      </w:r>
+      <w:bookmarkEnd w:id="168"/>
+    </w:p>
+    <w:p>
+      <w:pPr>
+        <w:pStyle w:val="Heading3"/>
+      </w:pPr>
+      <w:r>
+        <w:t xml:space="preserve">Adicionado</w:t>
+      </w:r>
+    </w:p>
+    <w:p>
+      <w:pPr>
+        <w:pStyle w:val="ListParagraph"/>
+        <w:numPr>
+          <w:ilvl w:val="0"/>
+          <w:numId w:val="2"/>
+        </w:numPr>
+        <w:spacing w:after="60"/>
+      </w:pPr>
+      <w:r>
+        <w:rPr>
+          <w:b/>
+          <w:bCs/>
+        </w:rPr>
+        <w:t xml:space="preserve">Dashboard</w:t>
+      </w:r>
+      <w:r>
+        <w:t xml:space="preserve"> (tela nova </w:t>
+      </w:r>
+      <w:r>
+        <w:rPr>
+          <w:rFonts w:ascii="Consolas" w:cs="Consolas" w:eastAsia="Consolas" w:hAnsi="Consolas"/>
+          <w:color w:val="6A1BBF"/>
+          <w:sz w:val="18"/>
+          <w:szCs w:val="18"/>
+          <w:shd w:fill="F1ECFB" w:color="auto" w:val="clear"/>
+        </w:rPr>
+        <w:t xml:space="preserve">/dashboard</w:t>
+      </w:r>
+      <w:r>
+        <w:t xml:space="preserve">, primeiro item do menu), com quatro seções e gráficos variados: linha, área, rosca, radar, colunas empilhadas, barras e mapa de calor:</w:t>
+      </w:r>
+    </w:p>
+    <w:p>
+      <w:pPr>
+        <w:pStyle w:val="ListParagraph"/>
+        <w:numPr>
+          <w:ilvl w:val="1"/>
+          <w:numId w:val="2"/>
+        </w:numPr>
+        <w:spacing w:after="60"/>
+      </w:pPr>
+      <w:r>
+        <w:rPr>
+          <w:b/>
+          <w:bCs/>
+        </w:rPr>
+        <w:t xml:space="preserve">Hoje:</w:t>
+      </w:r>
+      <w:r>
+        <w:t xml:space="preserve"> situação dos pacientes, quem sai do bloqueio nos próximos 30 dias e pacientes por número de faltas;</w:t>
+      </w:r>
+    </w:p>
+    <w:p>
+      <w:pPr>
+        <w:pStyle w:val="ListParagraph"/>
+        <w:numPr>
+          <w:ilvl w:val="1"/>
+          <w:numId w:val="2"/>
+        </w:numPr>
+        <w:spacing w:after="60"/>
+      </w:pPr>
+      <w:r>
+        <w:rPr>
+          <w:b/>
+          <w:bCs/>
+        </w:rPr>
+        <w:t xml:space="preserve">Faltas:</w:t>
+      </w:r>
+      <w:r>
+        <w:t xml:space="preserve"> variação contra o período anterior, faltas por dia com média de 7 dias, dia da semana × horário, local, especialidade;</w:t>
+      </w:r>
+    </w:p>
+    <w:p>
+      <w:pPr>
+        <w:pStyle w:val="ListParagraph"/>
+        <w:numPr>
+          <w:ilvl w:val="1"/>
+          <w:numId w:val="2"/>
+        </w:numPr>
+        <w:spacing w:after="60"/>
+      </w:pPr>
+      <w:r>
+        <w:rPr>
+          <w:b/>
+          <w:bCs/>
+        </w:rPr>
+        <w:t xml:space="preserve">Bloqueios e liberações:</w:t>
+      </w:r>
+      <w:r>
+        <w:t xml:space="preserve"> por mês e tipo, falhas no CNN, dias bloqueado, dias poupados, ações por usuário;</w:t>
+      </w:r>
+    </w:p>
+    <w:p>
+      <w:pPr>
+        <w:pStyle w:val="ListParagraph"/>
+        <w:numPr>
+          <w:ilvl w:val="1"/>
+          <w:numId w:val="2"/>
+        </w:numPr>
+        <w:spacing w:after="60"/>
+      </w:pPr>
+      <w:r>
+        <w:rPr>
+          <w:b/>
+          <w:bCs/>
+        </w:rPr>
+        <w:t xml:space="preserve">Solicitações:</w:t>
+      </w:r>
+      <w:r>
+        <w:t xml:space="preserve"> por situação, por dia, taxa de aprovação, tempo de resposta do admin, quem mais pede.</w:t>
+      </w:r>
+    </w:p>
+    <w:p>
+      <w:pPr>
+        <w:pStyle w:val="ListParagraph"/>
+        <w:numPr>
+          <w:ilvl w:val="0"/>
+          <w:numId w:val="2"/>
+        </w:numPr>
+        <w:spacing w:after="60"/>
+      </w:pPr>
+      <w:r>
+        <w:t xml:space="preserve">Ação </w:t>
+      </w:r>
+      <w:r>
+        <w:rPr>
+          <w:rFonts w:ascii="Consolas" w:cs="Consolas" w:eastAsia="Consolas" w:hAnsi="Consolas"/>
+          <w:color w:val="6A1BBF"/>
+          <w:sz w:val="18"/>
+          <w:szCs w:val="18"/>
+          <w:shd w:fill="F1ECFB" w:color="auto" w:val="clear"/>
+        </w:rPr>
+        <w:t xml:space="preserve">dashboard</w:t>
+      </w:r>
+      <w:r>
+        <w:t xml:space="preserve"> no workflow Leitura e rota </w:t>
+      </w:r>
+      <w:r>
+        <w:rPr>
+          <w:rFonts w:ascii="Consolas" w:cs="Consolas" w:eastAsia="Consolas" w:hAnsi="Consolas"/>
+          <w:color w:val="6A1BBF"/>
+          <w:sz w:val="18"/>
+          <w:szCs w:val="18"/>
+          <w:shd w:fill="F1ECFB" w:color="auto" w:val="clear"/>
+        </w:rPr>
+        <w:t xml:space="preserve">GET /api/dashboard</w:t>
+      </w:r>
+      <w:r>
+        <w:t xml:space="preserve">.</w:t>
+      </w:r>
+    </w:p>
+    <w:p>
+      <w:pPr>
+        <w:pStyle w:val="ListParagraph"/>
+        <w:numPr>
+          <w:ilvl w:val="0"/>
+          <w:numId w:val="2"/>
+        </w:numPr>
+        <w:spacing w:after="60"/>
+      </w:pPr>
+      <w:r>
+        <w:rPr>
+          <w:b/>
+          <w:bCs/>
+        </w:rPr>
+        <w:t xml:space="preserve">Chart.js 4.4.9</w:t>
+      </w:r>
+      <w:r>
+        <w:t xml:space="preserve"> copiado para </w:t>
+      </w:r>
+      <w:r>
+        <w:rPr>
+          <w:rFonts w:ascii="Consolas" w:cs="Consolas" w:eastAsia="Consolas" w:hAnsi="Consolas"/>
+          <w:color w:val="6A1BBF"/>
+          <w:sz w:val="18"/>
+          <w:szCs w:val="18"/>
+          <w:shd w:fill="F1ECFB" w:color="auto" w:val="clear"/>
+        </w:rPr>
+        <w:t xml:space="preserve">js/vendor/</w:t>
+      </w:r>
+      <w:r>
+        <w:t xml:space="preserve">, com versão fixa e licença. O site não carrega nada de CDN.</w:t>
+      </w:r>
+    </w:p>
+    <w:p>
+      <w:pPr>
+        <w:pStyle w:val="ListParagraph"/>
+        <w:numPr>
+          <w:ilvl w:val="0"/>
+          <w:numId w:val="2"/>
+        </w:numPr>
+        <w:spacing w:after="60"/>
+      </w:pPr>
+      <w:r>
+        <w:rPr>
+          <w:b/>
+          <w:bCs/>
+        </w:rPr>
+        <w:t xml:space="preserve">Carregamento no botão</w:t>
+      </w:r>
+      <w:r>
+        <w:t xml:space="preserve"> em todas as ações que esperam o n8n: spinner, texto da ação e os segundos passando; os outros botões da linha e o Cancelar ficam bloqueados.</w:t>
+      </w:r>
+    </w:p>
+    <w:p>
+      <w:pPr>
+        <w:spacing w:after="60"/>
+      </w:pPr>
+    </w:p>
+    <w:p>
+      <w:pPr>
+        <w:pStyle w:val="Heading3"/>
+      </w:pPr>
+      <w:r>
+        <w:t xml:space="preserve">Alterado</w:t>
+      </w:r>
+    </w:p>
+    <w:p>
+      <w:pPr>
+        <w:pStyle w:val="ListParagraph"/>
+        <w:numPr>
+          <w:ilvl w:val="0"/>
+          <w:numId w:val="2"/>
+        </w:numPr>
+        <w:spacing w:after="60"/>
+      </w:pPr>
+      <w:r>
+        <w:rPr>
+          <w:b/>
+          <w:bCs/>
+        </w:rPr>
+        <w:t xml:space="preserve">Botão Entrar:</w:t>
+      </w:r>
+      <w:r>
+        <w:t xml:space="preserve"> brilho no texto, seta no hover, e "Entrando" com pontinhos piscando.</w:t>
+      </w:r>
+    </w:p>
+    <w:p>
+      <w:pPr>
+        <w:spacing w:after="60"/>
+      </w:pPr>
+    </w:p>
+    <w:p>
+      <w:pPr>
+        <w:pStyle w:val="Heading3"/>
+      </w:pPr>
+      <w:r>
+        <w:t xml:space="preserve">Corrigido</w:t>
+      </w:r>
+    </w:p>
+    <w:p>
+      <w:pPr>
+        <w:pStyle w:val="ListParagraph"/>
+        <w:numPr>
+          <w:ilvl w:val="0"/>
+          <w:numId w:val="2"/>
+        </w:numPr>
+        <w:spacing w:after="60"/>
+      </w:pPr>
+      <w:r>
+        <w:rPr>
+          <w:b/>
+          <w:bCs/>
+        </w:rPr>
+        <w:t xml:space="preserve">Entrar com o mouse em cima:</w:t>
+      </w:r>
+      <w:r>
+        <w:t xml:space="preserve"> o texto ficava invisível enquanto entrava, porque o hover geral dos botões pintava o texto da cor do fundo.</w:t>
+      </w:r>
+    </w:p>
+    <w:p>
+      <w:pPr>
+        <w:spacing w:after="60"/>
+      </w:pPr>
+    </w:p>
+    <w:p>
+      <w:pPr>
+        <w:pStyle w:val="Heading2"/>
+      </w:pPr>
+      <w:bookmarkStart w:name="_Toc169" w:id="169"/>
       <w:r>
         <w:t xml:space="preserve">2026-10-23 — Solicitações de desbloqueio e liberação automática de volta</w:t>
       </w:r>
-      <w:bookmarkEnd w:id="167"/>
+      <w:bookmarkEnd w:id="169"/>
     </w:p>
     <w:p>
       <w:pPr>
@@ -1073,11 +1390,11 @@
       <w:pPr>
         <w:pStyle w:val="Heading2"/>
       </w:pPr>
-      <w:bookmarkStart w:name="_Toc168" w:id="168"/>
+      <w:bookmarkStart w:name="_Toc170" w:id="170"/>
       <w:r>
         <w:t xml:space="preserve">2026-10-16 — Segurança: cabeçalhos e documentação</w:t>
       </w:r>
-      <w:bookmarkEnd w:id="168"/>
+      <w:bookmarkEnd w:id="170"/>
     </w:p>
     <w:p>
       <w:pPr>
@@ -1331,11 +1648,11 @@
       <w:pPr>
         <w:pStyle w:val="Heading2"/>
       </w:pPr>
-      <w:bookmarkStart w:name="_Toc169" w:id="169"/>
+      <w:bookmarkStart w:name="_Toc171" w:id="171"/>
       <w:r>
         <w:t xml:space="preserve">2026-10-08 — Documentação completa e versão em Word</w:t>
       </w:r>
-      <w:bookmarkEnd w:id="169"/>
+      <w:bookmarkEnd w:id="171"/>
     </w:p>
     <w:p>
       <w:pPr>
@@ -1601,11 +1918,11 @@
       <w:pPr>
         <w:pStyle w:val="Heading2"/>
       </w:pPr>
-      <w:bookmarkStart w:name="_Toc170" w:id="170"/>
+      <w:bookmarkStart w:name="_Toc172" w:id="172"/>
       <w:r>
         <w:t xml:space="preserve">2026-10-08 — Ciclo em 1º de outubro, procedimento na lista e cache entre telas</w:t>
       </w:r>
-      <w:bookmarkEnd w:id="170"/>
+      <w:bookmarkEnd w:id="172"/>
     </w:p>
     <w:p>
       <w:pPr>
@@ -1756,11 +2073,11 @@
       <w:pPr>
         <w:pStyle w:val="Heading2"/>
       </w:pPr>
-      <w:bookmarkStart w:name="_Toc171" w:id="171"/>
+      <w:bookmarkStart w:name="_Toc173" w:id="173"/>
       <w:r>
         <w:t xml:space="preserve">2026-10-08 — Agenda completa, profissional, tipo de consulta e procedimentos</w:t>
       </w:r>
-      <w:bookmarkEnd w:id="171"/>
+      <w:bookmarkEnd w:id="173"/>
     </w:p>
     <w:p>
       <w:pPr>
@@ -2137,11 +2454,11 @@
       <w:pPr>
         <w:pStyle w:val="Heading2"/>
       </w:pPr>
-      <w:bookmarkStart w:name="_Toc172" w:id="172"/>
+      <w:bookmarkStart w:name="_Toc174" w:id="174"/>
       <w:r>
         <w:t xml:space="preserve">2026-10-07 — Usuários e perfis</w:t>
       </w:r>
-      <w:bookmarkEnd w:id="172"/>
+      <w:bookmarkEnd w:id="174"/>
     </w:p>
     <w:p>
       <w:pPr>
@@ -2474,11 +2791,11 @@
       <w:pPr>
         <w:pStyle w:val="Heading2"/>
       </w:pPr>
-      <w:bookmarkStart w:name="_Toc173" w:id="173"/>
+      <w:bookmarkStart w:name="_Toc175" w:id="175"/>
       <w:r>
         <w:t xml:space="preserve">2026-10-06 — Bloqueio de todo o período</w:t>
       </w:r>
-      <w:bookmarkEnd w:id="173"/>
+      <w:bookmarkEnd w:id="175"/>
     </w:p>
     <w:p>
       <w:pPr>
@@ -2597,11 +2914,11 @@
       <w:pPr>
         <w:pStyle w:val="Heading2"/>
       </w:pPr>
-      <w:bookmarkStart w:name="_Toc174" w:id="174"/>
+      <w:bookmarkStart w:name="_Toc176" w:id="176"/>
       <w:r>
         <w:t xml:space="preserve">2026-10-06 — Aguardando bloqueio</w:t>
       </w:r>
-      <w:bookmarkEnd w:id="174"/>
+      <w:bookmarkEnd w:id="176"/>
     </w:p>
     <w:p>
       <w:pPr>
@@ -2820,11 +3137,11 @@
       <w:pPr>
         <w:pStyle w:val="Heading2"/>
       </w:pPr>
-      <w:bookmarkStart w:name="_Toc175" w:id="175"/>
+      <w:bookmarkStart w:name="_Toc177" w:id="177"/>
       <w:r>
         <w:t xml:space="preserve">2026-10-05 — Registrar situação feita direto no CNN</w:t>
       </w:r>
-      <w:bookmarkEnd w:id="175"/>
+      <w:bookmarkEnd w:id="177"/>
     </w:p>
     <w:p>
       <w:pPr>
@@ -2957,11 +3274,11 @@
       <w:pPr>
         <w:pStyle w:val="Heading2"/>
       </w:pPr>
-      <w:bookmarkStart w:name="_Toc176" w:id="176"/>
+      <w:bookmarkStart w:name="_Toc178" w:id="178"/>
       <w:r>
         <w:t xml:space="preserve">2026-10-04 — Painel de liberação manual</w:t>
       </w:r>
-      <w:bookmarkEnd w:id="176"/>
+      <w:bookmarkEnd w:id="178"/>
     </w:p>
     <w:p>
       <w:pPr>

--- a/docs/word/18 - Histórico de mudanças.docx
+++ b/docs/word/18 - Histórico de mudanças.docx
@@ -200,7 +200,7 @@
           </w:pPr>
           <w:hyperlink w:history="1" w:anchor="_Toc168">
             <w:r>
-              <w:t xml:space="preserve">2026-10-23 — Dashboard, carregamento nos botões e botão Entrar</w:t>
+              <w:t xml:space="preserve">2026-10-23 — Deploy na Vercel: 9 funções (limite do plano Hobby)</w:t>
             </w:r>
             <w:r>
               <w:tab/>
@@ -223,7 +223,7 @@
           </w:pPr>
           <w:hyperlink w:history="1" w:anchor="_Toc169">
             <w:r>
-              <w:t xml:space="preserve">2026-10-23 — Solicitações de desbloqueio e liberação automática de volta</w:t>
+              <w:t xml:space="preserve">2026-10-23 — Dashboard, carregamento nos botões e botão Entrar</w:t>
             </w:r>
             <w:r>
               <w:tab/>
@@ -246,7 +246,7 @@
           </w:pPr>
           <w:hyperlink w:history="1" w:anchor="_Toc170">
             <w:r>
-              <w:t xml:space="preserve">2026-10-16 — Segurança: cabeçalhos e documentação</w:t>
+              <w:t xml:space="preserve">2026-10-23 — Solicitações de desbloqueio e liberação automática de volta</w:t>
             </w:r>
             <w:r>
               <w:tab/>
@@ -269,7 +269,7 @@
           </w:pPr>
           <w:hyperlink w:history="1" w:anchor="_Toc171">
             <w:r>
-              <w:t xml:space="preserve">2026-10-08 — Documentação completa e versão em Word</w:t>
+              <w:t xml:space="preserve">2026-10-16 — Segurança: cabeçalhos e documentação</w:t>
             </w:r>
             <w:r>
               <w:tab/>
@@ -292,7 +292,7 @@
           </w:pPr>
           <w:hyperlink w:history="1" w:anchor="_Toc172">
             <w:r>
-              <w:t xml:space="preserve">2026-10-08 — Ciclo em 1º de outubro, procedimento na lista e cache entre telas</w:t>
+              <w:t xml:space="preserve">2026-10-08 — Documentação completa e versão em Word</w:t>
             </w:r>
             <w:r>
               <w:tab/>
@@ -315,7 +315,7 @@
           </w:pPr>
           <w:hyperlink w:history="1" w:anchor="_Toc173">
             <w:r>
-              <w:t xml:space="preserve">2026-10-08 — Agenda completa, profissional, tipo de consulta e procedimentos</w:t>
+              <w:t xml:space="preserve">2026-10-08 — Ciclo em 1º de outubro, procedimento na lista e cache entre telas</w:t>
             </w:r>
             <w:r>
               <w:tab/>
@@ -338,7 +338,7 @@
           </w:pPr>
           <w:hyperlink w:history="1" w:anchor="_Toc174">
             <w:r>
-              <w:t xml:space="preserve">2026-10-07 — Usuários e perfis</w:t>
+              <w:t xml:space="preserve">2026-10-08 — Agenda completa, profissional, tipo de consulta e procedimentos</w:t>
             </w:r>
             <w:r>
               <w:tab/>
@@ -361,7 +361,7 @@
           </w:pPr>
           <w:hyperlink w:history="1" w:anchor="_Toc175">
             <w:r>
-              <w:t xml:space="preserve">2026-10-06 — Bloqueio de todo o período</w:t>
+              <w:t xml:space="preserve">2026-10-07 — Usuários e perfis</w:t>
             </w:r>
             <w:r>
               <w:tab/>
@@ -384,7 +384,7 @@
           </w:pPr>
           <w:hyperlink w:history="1" w:anchor="_Toc176">
             <w:r>
-              <w:t xml:space="preserve">2026-10-06 — Aguardando bloqueio</w:t>
+              <w:t xml:space="preserve">2026-10-06 — Bloqueio de todo o período</w:t>
             </w:r>
             <w:r>
               <w:tab/>
@@ -407,7 +407,7 @@
           </w:pPr>
           <w:hyperlink w:history="1" w:anchor="_Toc177">
             <w:r>
-              <w:t xml:space="preserve">2026-10-05 — Registrar situação feita direto no CNN</w:t>
+              <w:t xml:space="preserve">2026-10-06 — Aguardando bloqueio</w:t>
             </w:r>
             <w:r>
               <w:tab/>
@@ -430,7 +430,7 @@
           </w:pPr>
           <w:hyperlink w:history="1" w:anchor="_Toc178">
             <w:r>
-              <w:t xml:space="preserve">2026-10-04 — Painel de liberação manual</w:t>
+              <w:t xml:space="preserve">2026-10-05 — Registrar situação feita direto no CNN</w:t>
             </w:r>
             <w:r>
               <w:tab/>
@@ -444,6 +444,29 @@
           </w:hyperlink>
         </w:p>
         <w:p>
+          <w:pPr>
+            <w:pStyle w:val="TOC2"/>
+            <w:tabs>
+              <w:tab w:val="right" w:pos="9638" w:leader="dot"/>
+            </w:tabs>
+            <w:ind w:left="220"/>
+          </w:pPr>
+          <w:hyperlink w:history="1" w:anchor="_Toc179">
+            <w:r>
+              <w:t xml:space="preserve">2026-10-04 — Painel de liberação manual</w:t>
+            </w:r>
+            <w:r>
+              <w:tab/>
+            </w:r>
+            <w:r>
+              <w:fldChar w:fldCharType="begin" w:dirty="true"/>
+              <w:instrText xml:space="preserve">PAGEREF _Toc179 \h</w:instrText>
+              <w:fldChar w:fldCharType="separate"/>
+              <w:fldChar w:fldCharType="end"/>
+            </w:r>
+          </w:hyperlink>
+        </w:p>
+        <w:p>
           <w:r>
             <w:fldChar w:fldCharType="end"/>
           </w:r>
@@ -475,9 +498,186 @@
       </w:pPr>
       <w:bookmarkStart w:name="_Toc168" w:id="168"/>
       <w:r>
+        <w:t xml:space="preserve">2026-10-23 — Deploy na Vercel: 9 funções (limite do plano Hobby)</w:t>
+      </w:r>
+      <w:bookmarkEnd w:id="168"/>
+    </w:p>
+    <w:p>
+      <w:pPr>
+        <w:pStyle w:val="Heading3"/>
+      </w:pPr>
+      <w:r>
+        <w:t xml:space="preserve">Corrigido</w:t>
+      </w:r>
+    </w:p>
+    <w:p>
+      <w:pPr>
+        <w:pStyle w:val="ListParagraph"/>
+        <w:numPr>
+          <w:ilvl w:val="0"/>
+          <w:numId w:val="2"/>
+        </w:numPr>
+        <w:spacing w:after="60"/>
+      </w:pPr>
+      <w:r>
+        <w:rPr>
+          <w:b/>
+          <w:bCs/>
+        </w:rPr>
+        <w:t xml:space="preserve">Os deploys falhavam com "Error"</w:t>
+      </w:r>
+      <w:r>
+        <w:t xml:space="preserve"> desde as solicitações. O projeto foi para o time </w:t>
+      </w:r>
+      <w:r>
+        <w:rPr>
+          <w:b/>
+          <w:bCs/>
+        </w:rPr>
+        <w:t xml:space="preserve">team-clariens</w:t>
+      </w:r>
+      <w:r>
+        <w:t xml:space="preserve"> (plano Hobby), que aceita até </w:t>
+      </w:r>
+      <w:r>
+        <w:rPr>
+          <w:b/>
+          <w:bCs/>
+        </w:rPr>
+        <w:t xml:space="preserve">12 funções</w:t>
+      </w:r>
+      <w:r>
+        <w:t xml:space="preserve"> por deploy, e o painel tinha 15. Agora pacientes, solicitações e usuários têm uma função cada (</w:t>
+      </w:r>
+      <w:r>
+        <w:rPr>
+          <w:rFonts w:ascii="Consolas" w:cs="Consolas" w:eastAsia="Consolas" w:hAnsi="Consolas"/>
+          <w:color w:val="6A1BBF"/>
+          <w:sz w:val="18"/>
+          <w:szCs w:val="18"/>
+          <w:shd w:fill="F1ECFB" w:color="auto" w:val="clear"/>
+        </w:rPr>
+        <w:t xml:space="preserve">api/pacientes.js</w:t>
+      </w:r>
+      <w:r>
+        <w:t xml:space="preserve">, </w:t>
+      </w:r>
+      <w:r>
+        <w:rPr>
+          <w:rFonts w:ascii="Consolas" w:cs="Consolas" w:eastAsia="Consolas" w:hAnsi="Consolas"/>
+          <w:color w:val="6A1BBF"/>
+          <w:sz w:val="18"/>
+          <w:szCs w:val="18"/>
+          <w:shd w:fill="F1ECFB" w:color="auto" w:val="clear"/>
+        </w:rPr>
+        <w:t xml:space="preserve">api/solicitacoes.js</w:t>
+      </w:r>
+      <w:r>
+        <w:t xml:space="preserve">, </w:t>
+      </w:r>
+      <w:r>
+        <w:rPr>
+          <w:rFonts w:ascii="Consolas" w:cs="Consolas" w:eastAsia="Consolas" w:hAnsi="Consolas"/>
+          <w:color w:val="6A1BBF"/>
+          <w:sz w:val="18"/>
+          <w:szCs w:val="18"/>
+          <w:shd w:fill="F1ECFB" w:color="auto" w:val="clear"/>
+        </w:rPr>
+        <w:t xml:space="preserve">api/usuarios.js</w:t>
+      </w:r>
+      <w:r>
+        <w:t xml:space="preserve">). O </w:t>
+      </w:r>
+      <w:r>
+        <w:rPr>
+          <w:rFonts w:ascii="Consolas" w:cs="Consolas" w:eastAsia="Consolas" w:hAnsi="Consolas"/>
+          <w:color w:val="6A1BBF"/>
+          <w:sz w:val="18"/>
+          <w:szCs w:val="18"/>
+          <w:shd w:fill="F1ECFB" w:color="auto" w:val="clear"/>
+        </w:rPr>
+        <w:t xml:space="preserve">vercel.json</w:t>
+      </w:r>
+      <w:r>
+        <w:t xml:space="preserve"> reescreve as rotas com </w:t>
+      </w:r>
+      <w:r>
+        <w:rPr>
+          <w:rFonts w:ascii="Consolas" w:cs="Consolas" w:eastAsia="Consolas" w:hAnsi="Consolas"/>
+          <w:color w:val="6A1BBF"/>
+          <w:sz w:val="18"/>
+          <w:szCs w:val="18"/>
+          <w:shd w:fill="F1ECFB" w:color="auto" w:val="clear"/>
+        </w:rPr>
+        <w:t xml:space="preserve">:id</w:t>
+      </w:r>
+      <w:r>
+        <w:t xml:space="preserve"> para elas, e o código de cada rota foi para </w:t>
+      </w:r>
+      <w:r>
+        <w:rPr>
+          <w:rFonts w:ascii="Consolas" w:cs="Consolas" w:eastAsia="Consolas" w:hAnsi="Consolas"/>
+          <w:color w:val="6A1BBF"/>
+          <w:sz w:val="18"/>
+          <w:szCs w:val="18"/>
+          <w:shd w:fill="F1ECFB" w:color="auto" w:val="clear"/>
+        </w:rPr>
+        <w:t xml:space="preserve">lib/rotas/</w:t>
+      </w:r>
+      <w:r>
+        <w:t xml:space="preserve">. Os endereços da API não mudaram. Total: 9 funções.</w:t>
+      </w:r>
+    </w:p>
+    <w:p>
+      <w:pPr>
+        <w:pStyle w:val="ListParagraph"/>
+        <w:numPr>
+          <w:ilvl w:val="0"/>
+          <w:numId w:val="2"/>
+        </w:numPr>
+        <w:spacing w:after="60"/>
+      </w:pPr>
+      <w:r>
+        <w:rPr>
+          <w:rFonts w:ascii="Consolas" w:cs="Consolas" w:eastAsia="Consolas" w:hAnsi="Consolas"/>
+          <w:color w:val="6A1BBF"/>
+          <w:sz w:val="18"/>
+          <w:szCs w:val="18"/>
+          <w:shd w:fill="F1ECFB" w:color="auto" w:val="clear"/>
+        </w:rPr>
+        <w:t xml:space="preserve">package.json</w:t>
+      </w:r>
+      <w:r>
+        <w:t xml:space="preserve">: Node 24 (</w:t>
+      </w:r>
+      <w:r>
+        <w:rPr>
+          <w:rFonts w:ascii="Consolas" w:cs="Consolas" w:eastAsia="Consolas" w:hAnsi="Consolas"/>
+          <w:color w:val="6A1BBF"/>
+          <w:sz w:val="18"/>
+          <w:szCs w:val="18"/>
+          <w:shd w:fill="F1ECFB" w:color="auto" w:val="clear"/>
+        </w:rPr>
+        <w:t xml:space="preserve">engines</w:t>
+      </w:r>
+      <w:r>
+        <w:t xml:space="preserve">), igual ao projeto na Vercel.</w:t>
+      </w:r>
+    </w:p>
+    <w:p>
+      <w:pPr>
+        <w:spacing w:after="60"/>
+      </w:pPr>
+    </w:p>
+    <w:p>
+      <w:pPr>
+        <w:pStyle w:val="Heading2"/>
+      </w:pPr>
+      <w:bookmarkStart w:name="_Toc169" w:id="169"/>
+      <w:r>
         <w:t xml:space="preserve">2026-10-23 — Dashboard, carregamento nos botões e botão Entrar</w:t>
       </w:r>
-      <w:bookmarkEnd w:id="168"/>
+      <w:bookmarkEnd w:id="169"/>
     </w:p>
     <w:p>
       <w:pPr>
@@ -767,11 +967,11 @@
       <w:pPr>
         <w:pStyle w:val="Heading2"/>
       </w:pPr>
-      <w:bookmarkStart w:name="_Toc169" w:id="169"/>
+      <w:bookmarkStart w:name="_Toc170" w:id="170"/>
       <w:r>
         <w:t xml:space="preserve">2026-10-23 — Solicitações de desbloqueio e liberação automática de volta</w:t>
       </w:r>
-      <w:bookmarkEnd w:id="169"/>
+      <w:bookmarkEnd w:id="170"/>
     </w:p>
     <w:p>
       <w:pPr>
@@ -1390,11 +1590,11 @@
       <w:pPr>
         <w:pStyle w:val="Heading2"/>
       </w:pPr>
-      <w:bookmarkStart w:name="_Toc170" w:id="170"/>
+      <w:bookmarkStart w:name="_Toc171" w:id="171"/>
       <w:r>
         <w:t xml:space="preserve">2026-10-16 — Segurança: cabeçalhos e documentação</w:t>
       </w:r>
-      <w:bookmarkEnd w:id="170"/>
+      <w:bookmarkEnd w:id="171"/>
     </w:p>
     <w:p>
       <w:pPr>
@@ -1648,11 +1848,11 @@
       <w:pPr>
         <w:pStyle w:val="Heading2"/>
       </w:pPr>
-      <w:bookmarkStart w:name="_Toc171" w:id="171"/>
+      <w:bookmarkStart w:name="_Toc172" w:id="172"/>
       <w:r>
         <w:t xml:space="preserve">2026-10-08 — Documentação completa e versão em Word</w:t>
       </w:r>
-      <w:bookmarkEnd w:id="171"/>
+      <w:bookmarkEnd w:id="172"/>
     </w:p>
     <w:p>
       <w:pPr>
@@ -1918,11 +2118,11 @@
       <w:pPr>
         <w:pStyle w:val="Heading2"/>
       </w:pPr>
-      <w:bookmarkStart w:name="_Toc172" w:id="172"/>
+      <w:bookmarkStart w:name="_Toc173" w:id="173"/>
       <w:r>
         <w:t xml:space="preserve">2026-10-08 — Ciclo em 1º de outubro, procedimento na lista e cache entre telas</w:t>
       </w:r>
-      <w:bookmarkEnd w:id="172"/>
+      <w:bookmarkEnd w:id="173"/>
     </w:p>
     <w:p>
       <w:pPr>
@@ -2073,11 +2273,11 @@
       <w:pPr>
         <w:pStyle w:val="Heading2"/>
       </w:pPr>
-      <w:bookmarkStart w:name="_Toc173" w:id="173"/>
+      <w:bookmarkStart w:name="_Toc174" w:id="174"/>
       <w:r>
         <w:t xml:space="preserve">2026-10-08 — Agenda completa, profissional, tipo de consulta e procedimentos</w:t>
       </w:r>
-      <w:bookmarkEnd w:id="173"/>
+      <w:bookmarkEnd w:id="174"/>
     </w:p>
     <w:p>
       <w:pPr>
@@ -2454,11 +2654,11 @@
       <w:pPr>
         <w:pStyle w:val="Heading2"/>
       </w:pPr>
-      <w:bookmarkStart w:name="_Toc174" w:id="174"/>
+      <w:bookmarkStart w:name="_Toc175" w:id="175"/>
       <w:r>
         <w:t xml:space="preserve">2026-10-07 — Usuários e perfis</w:t>
       </w:r>
-      <w:bookmarkEnd w:id="174"/>
+      <w:bookmarkEnd w:id="175"/>
     </w:p>
     <w:p>
       <w:pPr>
@@ -2791,11 +2991,11 @@
       <w:pPr>
         <w:pStyle w:val="Heading2"/>
       </w:pPr>
-      <w:bookmarkStart w:name="_Toc175" w:id="175"/>
+      <w:bookmarkStart w:name="_Toc176" w:id="176"/>
       <w:r>
         <w:t xml:space="preserve">2026-10-06 — Bloqueio de todo o período</w:t>
       </w:r>
-      <w:bookmarkEnd w:id="175"/>
+      <w:bookmarkEnd w:id="176"/>
     </w:p>
     <w:p>
       <w:pPr>
@@ -2914,11 +3114,11 @@
       <w:pPr>
         <w:pStyle w:val="Heading2"/>
       </w:pPr>
-      <w:bookmarkStart w:name="_Toc176" w:id="176"/>
+      <w:bookmarkStart w:name="_Toc177" w:id="177"/>
       <w:r>
         <w:t xml:space="preserve">2026-10-06 — Aguardando bloqueio</w:t>
       </w:r>
-      <w:bookmarkEnd w:id="176"/>
+      <w:bookmarkEnd w:id="177"/>
     </w:p>
     <w:p>
       <w:pPr>
@@ -3137,11 +3337,11 @@
       <w:pPr>
         <w:pStyle w:val="Heading2"/>
       </w:pPr>
-      <w:bookmarkStart w:name="_Toc177" w:id="177"/>
+      <w:bookmarkStart w:name="_Toc178" w:id="178"/>
       <w:r>
         <w:t xml:space="preserve">2026-10-05 — Registrar situação feita direto no CNN</w:t>
       </w:r>
-      <w:bookmarkEnd w:id="177"/>
+      <w:bookmarkEnd w:id="178"/>
     </w:p>
     <w:p>
       <w:pPr>
@@ -3274,11 +3474,11 @@
       <w:pPr>
         <w:pStyle w:val="Heading2"/>
       </w:pPr>
-      <w:bookmarkStart w:name="_Toc178" w:id="178"/>
+      <w:bookmarkStart w:name="_Toc179" w:id="179"/>
       <w:r>
         <w:t xml:space="preserve">2026-10-04 — Painel de liberação manual</w:t>
       </w:r>
-      <w:bookmarkEnd w:id="178"/>
+      <w:bookmarkEnd w:id="179"/>
     </w:p>
     <w:p>
       <w:pPr>

--- a/docs/word/18 - Histórico de mudanças.docx
+++ b/docs/word/18 - Histórico de mudanças.docx
@@ -12,7 +12,7 @@
           <wp:inline distT="0" distB="0" distL="0" distR="0">
             <wp:extent cx="2286000" cy="847725"/>
             <wp:effectExtent t="0" r="0" b="0" l="0"/>
-            <wp:docPr id="52" name="" descr="" title=""/>
+            <wp:docPr id="53" name="" descr="" title=""/>
             <wp:cNvGraphicFramePr>
               <a:graphicFrameLocks xmlns:a="http://schemas.openxmlformats.org/drawingml/2006/main" noChangeAspect="1"/>
             </wp:cNvGraphicFramePr>
@@ -92,7 +92,7 @@
           <w:sz w:val="22"/>
           <w:szCs w:val="22"/>
         </w:rPr>
-        <w:t xml:space="preserve">Atualizado em 23 de outubro de 2026</w:t>
+        <w:t xml:space="preserve">Atualizado em 28 de outubro de 2026</w:t>
       </w:r>
     </w:p>
     <w:p>
@@ -118,11 +118,11 @@
       <w:pPr>
         <w:pStyle w:val="Heading1"/>
       </w:pPr>
-      <w:bookmarkStart w:name="_Toc166" w:id="166"/>
+      <w:bookmarkStart w:name="_Toc177" w:id="177"/>
       <w:r>
         <w:t xml:space="preserve">Sumário</w:t>
       </w:r>
-      <w:bookmarkEnd w:id="166"/>
+      <w:bookmarkEnd w:id="177"/>
     </w:p>
     <w:p>
       <w:r>
@@ -153,261 +153,9 @@
             <w:instrText xml:space="preserve">TOC \h \o "1-2"</w:instrText>
             <w:fldChar w:fldCharType="separate"/>
           </w:r>
-          <w:hyperlink w:history="1" w:anchor="_Toc166">
+          <w:hyperlink w:history="1" w:anchor="_Toc177">
             <w:r>
               <w:t xml:space="preserve">Sumário</w:t>
-            </w:r>
-            <w:r>
-              <w:tab/>
-            </w:r>
-            <w:r>
-              <w:fldChar w:fldCharType="begin" w:dirty="true"/>
-              <w:instrText xml:space="preserve">PAGEREF _Toc166 \h</w:instrText>
-              <w:fldChar w:fldCharType="separate"/>
-              <w:fldChar w:fldCharType="end"/>
-            </w:r>
-          </w:hyperlink>
-        </w:p>
-        <w:p>
-          <w:pPr>
-            <w:pStyle w:val="TOC1"/>
-            <w:tabs>
-              <w:tab w:val="right" w:pos="9638" w:leader="dot"/>
-            </w:tabs>
-          </w:pPr>
-          <w:hyperlink w:history="1" w:anchor="_Toc167">
-            <w:r>
-              <w:t xml:space="preserve">Histórico de mudanças</w:t>
-            </w:r>
-            <w:r>
-              <w:tab/>
-            </w:r>
-            <w:r>
-              <w:fldChar w:fldCharType="begin" w:dirty="true"/>
-              <w:instrText xml:space="preserve">PAGEREF _Toc167 \h</w:instrText>
-              <w:fldChar w:fldCharType="separate"/>
-              <w:fldChar w:fldCharType="end"/>
-            </w:r>
-          </w:hyperlink>
-        </w:p>
-        <w:p>
-          <w:pPr>
-            <w:pStyle w:val="TOC2"/>
-            <w:tabs>
-              <w:tab w:val="right" w:pos="9638" w:leader="dot"/>
-            </w:tabs>
-            <w:ind w:left="220"/>
-          </w:pPr>
-          <w:hyperlink w:history="1" w:anchor="_Toc168">
-            <w:r>
-              <w:t xml:space="preserve">2026-10-23 — Deploy na Vercel: 9 funções (limite do plano Hobby)</w:t>
-            </w:r>
-            <w:r>
-              <w:tab/>
-            </w:r>
-            <w:r>
-              <w:fldChar w:fldCharType="begin" w:dirty="true"/>
-              <w:instrText xml:space="preserve">PAGEREF _Toc168 \h</w:instrText>
-              <w:fldChar w:fldCharType="separate"/>
-              <w:fldChar w:fldCharType="end"/>
-            </w:r>
-          </w:hyperlink>
-        </w:p>
-        <w:p>
-          <w:pPr>
-            <w:pStyle w:val="TOC2"/>
-            <w:tabs>
-              <w:tab w:val="right" w:pos="9638" w:leader="dot"/>
-            </w:tabs>
-            <w:ind w:left="220"/>
-          </w:pPr>
-          <w:hyperlink w:history="1" w:anchor="_Toc169">
-            <w:r>
-              <w:t xml:space="preserve">2026-10-23 — Dashboard, carregamento nos botões e botão Entrar</w:t>
-            </w:r>
-            <w:r>
-              <w:tab/>
-            </w:r>
-            <w:r>
-              <w:fldChar w:fldCharType="begin" w:dirty="true"/>
-              <w:instrText xml:space="preserve">PAGEREF _Toc169 \h</w:instrText>
-              <w:fldChar w:fldCharType="separate"/>
-              <w:fldChar w:fldCharType="end"/>
-            </w:r>
-          </w:hyperlink>
-        </w:p>
-        <w:p>
-          <w:pPr>
-            <w:pStyle w:val="TOC2"/>
-            <w:tabs>
-              <w:tab w:val="right" w:pos="9638" w:leader="dot"/>
-            </w:tabs>
-            <w:ind w:left="220"/>
-          </w:pPr>
-          <w:hyperlink w:history="1" w:anchor="_Toc170">
-            <w:r>
-              <w:t xml:space="preserve">2026-10-23 — Solicitações de desbloqueio e liberação automática de volta</w:t>
-            </w:r>
-            <w:r>
-              <w:tab/>
-            </w:r>
-            <w:r>
-              <w:fldChar w:fldCharType="begin" w:dirty="true"/>
-              <w:instrText xml:space="preserve">PAGEREF _Toc170 \h</w:instrText>
-              <w:fldChar w:fldCharType="separate"/>
-              <w:fldChar w:fldCharType="end"/>
-            </w:r>
-          </w:hyperlink>
-        </w:p>
-        <w:p>
-          <w:pPr>
-            <w:pStyle w:val="TOC2"/>
-            <w:tabs>
-              <w:tab w:val="right" w:pos="9638" w:leader="dot"/>
-            </w:tabs>
-            <w:ind w:left="220"/>
-          </w:pPr>
-          <w:hyperlink w:history="1" w:anchor="_Toc171">
-            <w:r>
-              <w:t xml:space="preserve">2026-10-16 — Segurança: cabeçalhos e documentação</w:t>
-            </w:r>
-            <w:r>
-              <w:tab/>
-            </w:r>
-            <w:r>
-              <w:fldChar w:fldCharType="begin" w:dirty="true"/>
-              <w:instrText xml:space="preserve">PAGEREF _Toc171 \h</w:instrText>
-              <w:fldChar w:fldCharType="separate"/>
-              <w:fldChar w:fldCharType="end"/>
-            </w:r>
-          </w:hyperlink>
-        </w:p>
-        <w:p>
-          <w:pPr>
-            <w:pStyle w:val="TOC2"/>
-            <w:tabs>
-              <w:tab w:val="right" w:pos="9638" w:leader="dot"/>
-            </w:tabs>
-            <w:ind w:left="220"/>
-          </w:pPr>
-          <w:hyperlink w:history="1" w:anchor="_Toc172">
-            <w:r>
-              <w:t xml:space="preserve">2026-10-08 — Documentação completa e versão em Word</w:t>
-            </w:r>
-            <w:r>
-              <w:tab/>
-            </w:r>
-            <w:r>
-              <w:fldChar w:fldCharType="begin" w:dirty="true"/>
-              <w:instrText xml:space="preserve">PAGEREF _Toc172 \h</w:instrText>
-              <w:fldChar w:fldCharType="separate"/>
-              <w:fldChar w:fldCharType="end"/>
-            </w:r>
-          </w:hyperlink>
-        </w:p>
-        <w:p>
-          <w:pPr>
-            <w:pStyle w:val="TOC2"/>
-            <w:tabs>
-              <w:tab w:val="right" w:pos="9638" w:leader="dot"/>
-            </w:tabs>
-            <w:ind w:left="220"/>
-          </w:pPr>
-          <w:hyperlink w:history="1" w:anchor="_Toc173">
-            <w:r>
-              <w:t xml:space="preserve">2026-10-08 — Ciclo em 1º de outubro, procedimento na lista e cache entre telas</w:t>
-            </w:r>
-            <w:r>
-              <w:tab/>
-            </w:r>
-            <w:r>
-              <w:fldChar w:fldCharType="begin" w:dirty="true"/>
-              <w:instrText xml:space="preserve">PAGEREF _Toc173 \h</w:instrText>
-              <w:fldChar w:fldCharType="separate"/>
-              <w:fldChar w:fldCharType="end"/>
-            </w:r>
-          </w:hyperlink>
-        </w:p>
-        <w:p>
-          <w:pPr>
-            <w:pStyle w:val="TOC2"/>
-            <w:tabs>
-              <w:tab w:val="right" w:pos="9638" w:leader="dot"/>
-            </w:tabs>
-            <w:ind w:left="220"/>
-          </w:pPr>
-          <w:hyperlink w:history="1" w:anchor="_Toc174">
-            <w:r>
-              <w:t xml:space="preserve">2026-10-08 — Agenda completa, profissional, tipo de consulta e procedimentos</w:t>
-            </w:r>
-            <w:r>
-              <w:tab/>
-            </w:r>
-            <w:r>
-              <w:fldChar w:fldCharType="begin" w:dirty="true"/>
-              <w:instrText xml:space="preserve">PAGEREF _Toc174 \h</w:instrText>
-              <w:fldChar w:fldCharType="separate"/>
-              <w:fldChar w:fldCharType="end"/>
-            </w:r>
-          </w:hyperlink>
-        </w:p>
-        <w:p>
-          <w:pPr>
-            <w:pStyle w:val="TOC2"/>
-            <w:tabs>
-              <w:tab w:val="right" w:pos="9638" w:leader="dot"/>
-            </w:tabs>
-            <w:ind w:left="220"/>
-          </w:pPr>
-          <w:hyperlink w:history="1" w:anchor="_Toc175">
-            <w:r>
-              <w:t xml:space="preserve">2026-10-07 — Usuários e perfis</w:t>
-            </w:r>
-            <w:r>
-              <w:tab/>
-            </w:r>
-            <w:r>
-              <w:fldChar w:fldCharType="begin" w:dirty="true"/>
-              <w:instrText xml:space="preserve">PAGEREF _Toc175 \h</w:instrText>
-              <w:fldChar w:fldCharType="separate"/>
-              <w:fldChar w:fldCharType="end"/>
-            </w:r>
-          </w:hyperlink>
-        </w:p>
-        <w:p>
-          <w:pPr>
-            <w:pStyle w:val="TOC2"/>
-            <w:tabs>
-              <w:tab w:val="right" w:pos="9638" w:leader="dot"/>
-            </w:tabs>
-            <w:ind w:left="220"/>
-          </w:pPr>
-          <w:hyperlink w:history="1" w:anchor="_Toc176">
-            <w:r>
-              <w:t xml:space="preserve">2026-10-06 — Bloqueio de todo o período</w:t>
-            </w:r>
-            <w:r>
-              <w:tab/>
-            </w:r>
-            <w:r>
-              <w:fldChar w:fldCharType="begin" w:dirty="true"/>
-              <w:instrText xml:space="preserve">PAGEREF _Toc176 \h</w:instrText>
-              <w:fldChar w:fldCharType="separate"/>
-              <w:fldChar w:fldCharType="end"/>
-            </w:r>
-          </w:hyperlink>
-        </w:p>
-        <w:p>
-          <w:pPr>
-            <w:pStyle w:val="TOC2"/>
-            <w:tabs>
-              <w:tab w:val="right" w:pos="9638" w:leader="dot"/>
-            </w:tabs>
-            <w:ind w:left="220"/>
-          </w:pPr>
-          <w:hyperlink w:history="1" w:anchor="_Toc177">
-            <w:r>
-              <w:t xml:space="preserve">2026-10-06 — Aguardando bloqueio</w:t>
             </w:r>
             <w:r>
               <w:tab/>
@@ -422,15 +170,14 @@
         </w:p>
         <w:p>
           <w:pPr>
-            <w:pStyle w:val="TOC2"/>
+            <w:pStyle w:val="TOC1"/>
             <w:tabs>
               <w:tab w:val="right" w:pos="9638" w:leader="dot"/>
             </w:tabs>
-            <w:ind w:left="220"/>
           </w:pPr>
           <w:hyperlink w:history="1" w:anchor="_Toc178">
             <w:r>
-              <w:t xml:space="preserve">2026-10-05 — Registrar situação feita direto no CNN</w:t>
+              <w:t xml:space="preserve">Histórico de mudanças</w:t>
             </w:r>
             <w:r>
               <w:tab/>
@@ -453,7 +200,7 @@
           </w:pPr>
           <w:hyperlink w:history="1" w:anchor="_Toc179">
             <w:r>
-              <w:t xml:space="preserve">2026-10-04 — Painel de liberação manual</w:t>
+              <w:t xml:space="preserve">2026-10-28 — Multiunidade: Salvador e Pouso Alegre</w:t>
             </w:r>
             <w:r>
               <w:tab/>
@@ -467,6 +214,282 @@
           </w:hyperlink>
         </w:p>
         <w:p>
+          <w:pPr>
+            <w:pStyle w:val="TOC2"/>
+            <w:tabs>
+              <w:tab w:val="right" w:pos="9638" w:leader="dot"/>
+            </w:tabs>
+            <w:ind w:left="220"/>
+          </w:pPr>
+          <w:hyperlink w:history="1" w:anchor="_Toc180">
+            <w:r>
+              <w:t xml:space="preserve">2026-10-23 — Deploy na Vercel: 9 funções (limite do plano Hobby)</w:t>
+            </w:r>
+            <w:r>
+              <w:tab/>
+            </w:r>
+            <w:r>
+              <w:fldChar w:fldCharType="begin" w:dirty="true"/>
+              <w:instrText xml:space="preserve">PAGEREF _Toc180 \h</w:instrText>
+              <w:fldChar w:fldCharType="separate"/>
+              <w:fldChar w:fldCharType="end"/>
+            </w:r>
+          </w:hyperlink>
+        </w:p>
+        <w:p>
+          <w:pPr>
+            <w:pStyle w:val="TOC2"/>
+            <w:tabs>
+              <w:tab w:val="right" w:pos="9638" w:leader="dot"/>
+            </w:tabs>
+            <w:ind w:left="220"/>
+          </w:pPr>
+          <w:hyperlink w:history="1" w:anchor="_Toc181">
+            <w:r>
+              <w:t xml:space="preserve">2026-10-23 — Dashboard, carregamento nos botões e botão Entrar</w:t>
+            </w:r>
+            <w:r>
+              <w:tab/>
+            </w:r>
+            <w:r>
+              <w:fldChar w:fldCharType="begin" w:dirty="true"/>
+              <w:instrText xml:space="preserve">PAGEREF _Toc181 \h</w:instrText>
+              <w:fldChar w:fldCharType="separate"/>
+              <w:fldChar w:fldCharType="end"/>
+            </w:r>
+          </w:hyperlink>
+        </w:p>
+        <w:p>
+          <w:pPr>
+            <w:pStyle w:val="TOC2"/>
+            <w:tabs>
+              <w:tab w:val="right" w:pos="9638" w:leader="dot"/>
+            </w:tabs>
+            <w:ind w:left="220"/>
+          </w:pPr>
+          <w:hyperlink w:history="1" w:anchor="_Toc182">
+            <w:r>
+              <w:t xml:space="preserve">2026-10-23 — Solicitações de desbloqueio e liberação automática de volta</w:t>
+            </w:r>
+            <w:r>
+              <w:tab/>
+            </w:r>
+            <w:r>
+              <w:fldChar w:fldCharType="begin" w:dirty="true"/>
+              <w:instrText xml:space="preserve">PAGEREF _Toc182 \h</w:instrText>
+              <w:fldChar w:fldCharType="separate"/>
+              <w:fldChar w:fldCharType="end"/>
+            </w:r>
+          </w:hyperlink>
+        </w:p>
+        <w:p>
+          <w:pPr>
+            <w:pStyle w:val="TOC2"/>
+            <w:tabs>
+              <w:tab w:val="right" w:pos="9638" w:leader="dot"/>
+            </w:tabs>
+            <w:ind w:left="220"/>
+          </w:pPr>
+          <w:hyperlink w:history="1" w:anchor="_Toc183">
+            <w:r>
+              <w:t xml:space="preserve">2026-10-16 — Segurança: cabeçalhos e documentação</w:t>
+            </w:r>
+            <w:r>
+              <w:tab/>
+            </w:r>
+            <w:r>
+              <w:fldChar w:fldCharType="begin" w:dirty="true"/>
+              <w:instrText xml:space="preserve">PAGEREF _Toc183 \h</w:instrText>
+              <w:fldChar w:fldCharType="separate"/>
+              <w:fldChar w:fldCharType="end"/>
+            </w:r>
+          </w:hyperlink>
+        </w:p>
+        <w:p>
+          <w:pPr>
+            <w:pStyle w:val="TOC2"/>
+            <w:tabs>
+              <w:tab w:val="right" w:pos="9638" w:leader="dot"/>
+            </w:tabs>
+            <w:ind w:left="220"/>
+          </w:pPr>
+          <w:hyperlink w:history="1" w:anchor="_Toc184">
+            <w:r>
+              <w:t xml:space="preserve">2026-10-08 — Documentação completa e versão em Word</w:t>
+            </w:r>
+            <w:r>
+              <w:tab/>
+            </w:r>
+            <w:r>
+              <w:fldChar w:fldCharType="begin" w:dirty="true"/>
+              <w:instrText xml:space="preserve">PAGEREF _Toc184 \h</w:instrText>
+              <w:fldChar w:fldCharType="separate"/>
+              <w:fldChar w:fldCharType="end"/>
+            </w:r>
+          </w:hyperlink>
+        </w:p>
+        <w:p>
+          <w:pPr>
+            <w:pStyle w:val="TOC2"/>
+            <w:tabs>
+              <w:tab w:val="right" w:pos="9638" w:leader="dot"/>
+            </w:tabs>
+            <w:ind w:left="220"/>
+          </w:pPr>
+          <w:hyperlink w:history="1" w:anchor="_Toc185">
+            <w:r>
+              <w:t xml:space="preserve">2026-10-08 — Ciclo em 1º de outubro, procedimento na lista e cache entre telas</w:t>
+            </w:r>
+            <w:r>
+              <w:tab/>
+            </w:r>
+            <w:r>
+              <w:fldChar w:fldCharType="begin" w:dirty="true"/>
+              <w:instrText xml:space="preserve">PAGEREF _Toc185 \h</w:instrText>
+              <w:fldChar w:fldCharType="separate"/>
+              <w:fldChar w:fldCharType="end"/>
+            </w:r>
+          </w:hyperlink>
+        </w:p>
+        <w:p>
+          <w:pPr>
+            <w:pStyle w:val="TOC2"/>
+            <w:tabs>
+              <w:tab w:val="right" w:pos="9638" w:leader="dot"/>
+            </w:tabs>
+            <w:ind w:left="220"/>
+          </w:pPr>
+          <w:hyperlink w:history="1" w:anchor="_Toc186">
+            <w:r>
+              <w:t xml:space="preserve">2026-10-08 — Agenda completa, profissional, tipo de consulta e procedimentos</w:t>
+            </w:r>
+            <w:r>
+              <w:tab/>
+            </w:r>
+            <w:r>
+              <w:fldChar w:fldCharType="begin" w:dirty="true"/>
+              <w:instrText xml:space="preserve">PAGEREF _Toc186 \h</w:instrText>
+              <w:fldChar w:fldCharType="separate"/>
+              <w:fldChar w:fldCharType="end"/>
+            </w:r>
+          </w:hyperlink>
+        </w:p>
+        <w:p>
+          <w:pPr>
+            <w:pStyle w:val="TOC2"/>
+            <w:tabs>
+              <w:tab w:val="right" w:pos="9638" w:leader="dot"/>
+            </w:tabs>
+            <w:ind w:left="220"/>
+          </w:pPr>
+          <w:hyperlink w:history="1" w:anchor="_Toc187">
+            <w:r>
+              <w:t xml:space="preserve">2026-10-07 — Usuários e perfis</w:t>
+            </w:r>
+            <w:r>
+              <w:tab/>
+            </w:r>
+            <w:r>
+              <w:fldChar w:fldCharType="begin" w:dirty="true"/>
+              <w:instrText xml:space="preserve">PAGEREF _Toc187 \h</w:instrText>
+              <w:fldChar w:fldCharType="separate"/>
+              <w:fldChar w:fldCharType="end"/>
+            </w:r>
+          </w:hyperlink>
+        </w:p>
+        <w:p>
+          <w:pPr>
+            <w:pStyle w:val="TOC2"/>
+            <w:tabs>
+              <w:tab w:val="right" w:pos="9638" w:leader="dot"/>
+            </w:tabs>
+            <w:ind w:left="220"/>
+          </w:pPr>
+          <w:hyperlink w:history="1" w:anchor="_Toc188">
+            <w:r>
+              <w:t xml:space="preserve">2026-10-06 — Bloqueio de todo o período</w:t>
+            </w:r>
+            <w:r>
+              <w:tab/>
+            </w:r>
+            <w:r>
+              <w:fldChar w:fldCharType="begin" w:dirty="true"/>
+              <w:instrText xml:space="preserve">PAGEREF _Toc188 \h</w:instrText>
+              <w:fldChar w:fldCharType="separate"/>
+              <w:fldChar w:fldCharType="end"/>
+            </w:r>
+          </w:hyperlink>
+        </w:p>
+        <w:p>
+          <w:pPr>
+            <w:pStyle w:val="TOC2"/>
+            <w:tabs>
+              <w:tab w:val="right" w:pos="9638" w:leader="dot"/>
+            </w:tabs>
+            <w:ind w:left="220"/>
+          </w:pPr>
+          <w:hyperlink w:history="1" w:anchor="_Toc189">
+            <w:r>
+              <w:t xml:space="preserve">2026-10-06 — Aguardando bloqueio</w:t>
+            </w:r>
+            <w:r>
+              <w:tab/>
+            </w:r>
+            <w:r>
+              <w:fldChar w:fldCharType="begin" w:dirty="true"/>
+              <w:instrText xml:space="preserve">PAGEREF _Toc189 \h</w:instrText>
+              <w:fldChar w:fldCharType="separate"/>
+              <w:fldChar w:fldCharType="end"/>
+            </w:r>
+          </w:hyperlink>
+        </w:p>
+        <w:p>
+          <w:pPr>
+            <w:pStyle w:val="TOC2"/>
+            <w:tabs>
+              <w:tab w:val="right" w:pos="9638" w:leader="dot"/>
+            </w:tabs>
+            <w:ind w:left="220"/>
+          </w:pPr>
+          <w:hyperlink w:history="1" w:anchor="_Toc190">
+            <w:r>
+              <w:t xml:space="preserve">2026-10-05 — Registrar situação feita direto no CNN</w:t>
+            </w:r>
+            <w:r>
+              <w:tab/>
+            </w:r>
+            <w:r>
+              <w:fldChar w:fldCharType="begin" w:dirty="true"/>
+              <w:instrText xml:space="preserve">PAGEREF _Toc190 \h</w:instrText>
+              <w:fldChar w:fldCharType="separate"/>
+              <w:fldChar w:fldCharType="end"/>
+            </w:r>
+          </w:hyperlink>
+        </w:p>
+        <w:p>
+          <w:pPr>
+            <w:pStyle w:val="TOC2"/>
+            <w:tabs>
+              <w:tab w:val="right" w:pos="9638" w:leader="dot"/>
+            </w:tabs>
+            <w:ind w:left="220"/>
+          </w:pPr>
+          <w:hyperlink w:history="1" w:anchor="_Toc191">
+            <w:r>
+              <w:t xml:space="preserve">2026-10-04 — Painel de liberação manual</w:t>
+            </w:r>
+            <w:r>
+              <w:tab/>
+            </w:r>
+            <w:r>
+              <w:fldChar w:fldCharType="begin" w:dirty="true"/>
+              <w:instrText xml:space="preserve">PAGEREF _Toc191 \h</w:instrText>
+              <w:fldChar w:fldCharType="separate"/>
+              <w:fldChar w:fldCharType="end"/>
+            </w:r>
+          </w:hyperlink>
+        </w:p>
+        <w:p>
           <w:r>
             <w:fldChar w:fldCharType="end"/>
           </w:r>
@@ -478,11 +501,11 @@
         <w:pStyle w:val="Heading1"/>
         <w:pageBreakBefore/>
       </w:pPr>
-      <w:bookmarkStart w:name="_Toc167" w:id="167"/>
+      <w:bookmarkStart w:name="_Toc178" w:id="178"/>
       <w:r>
         <w:t xml:space="preserve">Histórico de mudanças</w:t>
       </w:r>
-      <w:bookmarkEnd w:id="167"/>
+      <w:bookmarkEnd w:id="178"/>
     </w:p>
     <w:p>
       <w:pPr>
@@ -496,11 +519,830 @@
       <w:pPr>
         <w:pStyle w:val="Heading2"/>
       </w:pPr>
-      <w:bookmarkStart w:name="_Toc168" w:id="168"/>
+      <w:bookmarkStart w:name="_Toc179" w:id="179"/>
+      <w:r>
+        <w:t xml:space="preserve">2026-10-28 — Multiunidade: Salvador e Pouso Alegre</w:t>
+      </w:r>
+      <w:bookmarkEnd w:id="179"/>
+    </w:p>
+    <w:p>
+      <w:pPr>
+        <w:pStyle w:val="Heading3"/>
+      </w:pPr>
+      <w:r>
+        <w:t xml:space="preserve">Adicionado</w:t>
+      </w:r>
+    </w:p>
+    <w:p>
+      <w:pPr>
+        <w:pStyle w:val="ListParagraph"/>
+        <w:numPr>
+          <w:ilvl w:val="0"/>
+          <w:numId w:val="2"/>
+        </w:numPr>
+        <w:spacing w:after="60"/>
+      </w:pPr>
+      <w:r>
+        <w:rPr>
+          <w:b/>
+          <w:bCs/>
+        </w:rPr>
+        <w:t xml:space="preserve">Unidades</w:t>
+      </w:r>
+      <w:r>
+        <w:t xml:space="preserve"> (</w:t>
+      </w:r>
+      <w:r>
+        <w:rPr>
+          <w:color w:val="1C1FC8"/>
+        </w:rPr>
+        <w:t xml:space="preserve">docs/unidades.md</w:t>
+      </w:r>
+      <w:r>
+        <w:t xml:space="preserve">):</w:t>
+      </w:r>
+    </w:p>
+    <w:p>
+      <w:pPr>
+        <w:pStyle w:val="ListParagraph"/>
+        <w:numPr>
+          <w:ilvl w:val="1"/>
+          <w:numId w:val="2"/>
+        </w:numPr>
+        <w:spacing w:after="60"/>
+      </w:pPr>
+      <w:r>
+        <w:t xml:space="preserve">o painel atende a Clínica Escola Zarns </w:t>
+      </w:r>
+      <w:r>
+        <w:rPr>
+          <w:b/>
+          <w:bCs/>
+        </w:rPr>
+        <w:t xml:space="preserve">Salvador</w:t>
+      </w:r>
+      <w:r>
+        <w:t xml:space="preserve"> e a de </w:t>
+      </w:r>
+      <w:r>
+        <w:rPr>
+          <w:b/>
+          <w:bCs/>
+        </w:rPr>
+        <w:t xml:space="preserve">Pouso Alegre</w:t>
+      </w:r>
+      <w:r>
+        <w:t xml:space="preserve">;</w:t>
+      </w:r>
+    </w:p>
+    <w:p>
+      <w:pPr>
+        <w:pStyle w:val="ListParagraph"/>
+        <w:numPr>
+          <w:ilvl w:val="1"/>
+          <w:numId w:val="2"/>
+        </w:numPr>
+        <w:spacing w:after="60"/>
+      </w:pPr>
+      <w:r>
+        <w:t xml:space="preserve">cada unidade tem os seus pacientes, faltas, bloqueios, solicitações e cadastros, e uma não vê a outra.</w:t>
+      </w:r>
+    </w:p>
+    <w:p>
+      <w:pPr>
+        <w:pStyle w:val="ListParagraph"/>
+        <w:numPr>
+          <w:ilvl w:val="0"/>
+          <w:numId w:val="2"/>
+        </w:numPr>
+        <w:spacing w:after="60"/>
+      </w:pPr>
+      <w:r>
+        <w:rPr>
+          <w:b/>
+          <w:bCs/>
+        </w:rPr>
+        <w:t xml:space="preserve">Escolha da unidade ao entrar</w:t>
+      </w:r>
+      <w:r>
+        <w:t xml:space="preserve"> para quem tem mais de uma, antes de carregar os dados. A unidade atual aparece no topo da tela e no menu, com </w:t>
+      </w:r>
+      <w:r>
+        <w:rPr>
+          <w:b/>
+          <w:bCs/>
+        </w:rPr>
+        <w:t xml:space="preserve">Trocar</w:t>
+      </w:r>
+      <w:r>
+        <w:t xml:space="preserve">. Cada unidade tem o seu cache na aba.</w:t>
+      </w:r>
+    </w:p>
+    <w:p>
+      <w:pPr>
+        <w:pStyle w:val="ListParagraph"/>
+        <w:numPr>
+          <w:ilvl w:val="0"/>
+          <w:numId w:val="2"/>
+        </w:numPr>
+        <w:spacing w:after="60"/>
+      </w:pPr>
+      <w:r>
+        <w:rPr>
+          <w:b/>
+          <w:bCs/>
+        </w:rPr>
+        <w:t xml:space="preserve">Tela Usuários:</w:t>
+      </w:r>
+    </w:p>
+    <w:p>
+      <w:pPr>
+        <w:pStyle w:val="ListParagraph"/>
+        <w:numPr>
+          <w:ilvl w:val="1"/>
+          <w:numId w:val="2"/>
+        </w:numPr>
+        <w:spacing w:after="60"/>
+      </w:pPr>
+      <w:r>
+        <w:t xml:space="preserve">marcar as unidades de cada pessoa ao criar ou editar;</w:t>
+      </w:r>
+    </w:p>
+    <w:p>
+      <w:pPr>
+        <w:pStyle w:val="ListParagraph"/>
+        <w:numPr>
+          <w:ilvl w:val="1"/>
+          <w:numId w:val="2"/>
+        </w:numPr>
+        <w:spacing w:after="60"/>
+      </w:pPr>
+      <w:r>
+        <w:t xml:space="preserve">coluna </w:t>
+      </w:r>
+      <w:r>
+        <w:rPr>
+          <w:b/>
+          <w:bCs/>
+        </w:rPr>
+        <w:t xml:space="preserve">Unidades</w:t>
+      </w:r>
+      <w:r>
+        <w:t xml:space="preserve">;</w:t>
+      </w:r>
+    </w:p>
+    <w:p>
+      <w:pPr>
+        <w:pStyle w:val="ListParagraph"/>
+        <w:numPr>
+          <w:ilvl w:val="1"/>
+          <w:numId w:val="2"/>
+        </w:numPr>
+        <w:spacing w:after="60"/>
+      </w:pPr>
+      <w:r>
+        <w:t xml:space="preserve">evento </w:t>
+      </w:r>
+      <w:r>
+        <w:rPr>
+          <w:b/>
+          <w:bCs/>
+        </w:rPr>
+        <w:t xml:space="preserve">Unidades alteradas</w:t>
+      </w:r>
+      <w:r>
+        <w:t xml:space="preserve">.</w:t>
+      </w:r>
+    </w:p>
+    <w:p>
+      <w:pPr>
+        <w:spacing w:after="60"/>
+        <w:ind w:left="720"/>
+      </w:pPr>
+      <w:r>
+        <w:t xml:space="preserve">O Admin acessa todas as unidades sem marcar.</w:t>
+      </w:r>
+    </w:p>
+    <w:p>
+      <w:pPr>
+        <w:pStyle w:val="ListParagraph"/>
+        <w:numPr>
+          <w:ilvl w:val="0"/>
+          <w:numId w:val="2"/>
+        </w:numPr>
+        <w:spacing w:after="60"/>
+      </w:pPr>
+      <w:r>
+        <w:rPr>
+          <w:b/>
+          <w:bCs/>
+        </w:rPr>
+        <w:t xml:space="preserve">Banco:</w:t>
+      </w:r>
+      <w:r>
+        <w:t xml:space="preserve"> </w:t>
+      </w:r>
+      <w:r>
+        <w:rPr>
+          <w:rFonts w:ascii="Consolas" w:cs="Consolas" w:eastAsia="Consolas" w:hAnsi="Consolas"/>
+          <w:color w:val="6A1BBF"/>
+          <w:sz w:val="18"/>
+          <w:szCs w:val="18"/>
+          <w:shd w:fill="F1ECFB" w:color="auto" w:val="clear"/>
+        </w:rPr>
+        <w:t xml:space="preserve">sql/criar_tabelas_unidades.sql</w:t>
+      </w:r>
+      <w:r>
+        <w:t xml:space="preserve">.</w:t>
+      </w:r>
+    </w:p>
+    <w:p>
+      <w:pPr>
+        <w:pStyle w:val="ListParagraph"/>
+        <w:numPr>
+          <w:ilvl w:val="1"/>
+          <w:numId w:val="2"/>
+        </w:numPr>
+        <w:spacing w:after="60"/>
+      </w:pPr>
+      <w:r>
+        <w:t xml:space="preserve">Tabelas novas: </w:t>
+      </w:r>
+      <w:r>
+        <w:rPr>
+          <w:rFonts w:ascii="Consolas" w:cs="Consolas" w:eastAsia="Consolas" w:hAnsi="Consolas"/>
+          <w:color w:val="6A1BBF"/>
+          <w:sz w:val="18"/>
+          <w:szCs w:val="18"/>
+          <w:shd w:fill="F1ECFB" w:color="auto" w:val="clear"/>
+        </w:rPr>
+        <w:t xml:space="preserve">CtlCnnUnidade</w:t>
+      </w:r>
+      <w:r>
+        <w:t xml:space="preserve"> e </w:t>
+      </w:r>
+      <w:r>
+        <w:rPr>
+          <w:rFonts w:ascii="Consolas" w:cs="Consolas" w:eastAsia="Consolas" w:hAnsi="Consolas"/>
+          <w:color w:val="6A1BBF"/>
+          <w:sz w:val="18"/>
+          <w:szCs w:val="18"/>
+          <w:shd w:fill="F1ECFB" w:color="auto" w:val="clear"/>
+        </w:rPr>
+        <w:t xml:space="preserve">CtlCnnUsuarioUnidade</w:t>
+      </w:r>
+      <w:r>
+        <w:t xml:space="preserve">.</w:t>
+      </w:r>
+    </w:p>
+    <w:p>
+      <w:pPr>
+        <w:pStyle w:val="ListParagraph"/>
+        <w:numPr>
+          <w:ilvl w:val="1"/>
+          <w:numId w:val="2"/>
+        </w:numPr>
+        <w:spacing w:after="60"/>
+      </w:pPr>
+      <w:r>
+        <w:rPr>
+          <w:rFonts w:ascii="Consolas" w:cs="Consolas" w:eastAsia="Consolas" w:hAnsi="Consolas"/>
+          <w:color w:val="6A1BBF"/>
+          <w:sz w:val="18"/>
+          <w:szCs w:val="18"/>
+          <w:shd w:fill="F1ECFB" w:color="auto" w:val="clear"/>
+        </w:rPr>
+        <w:t xml:space="preserve">IdUnidade</w:t>
+      </w:r>
+      <w:r>
+        <w:t xml:space="preserve"> em todas as tabelas de dados.</w:t>
+      </w:r>
+    </w:p>
+    <w:p>
+      <w:pPr>
+        <w:pStyle w:val="ListParagraph"/>
+        <w:numPr>
+          <w:ilvl w:val="1"/>
+          <w:numId w:val="2"/>
+        </w:numPr>
+        <w:spacing w:after="60"/>
+      </w:pPr>
+      <w:r>
+        <w:t xml:space="preserve">Chaves e índices com a unidade na frente.</w:t>
+      </w:r>
+    </w:p>
+    <w:p>
+      <w:pPr>
+        <w:pStyle w:val="ListParagraph"/>
+        <w:numPr>
+          <w:ilvl w:val="0"/>
+          <w:numId w:val="2"/>
+        </w:numPr>
+        <w:spacing w:after="60"/>
+      </w:pPr>
+      <w:r>
+        <w:rPr>
+          <w:b/>
+          <w:bCs/>
+        </w:rPr>
+        <w:t xml:space="preserve">Bloqueio das 01:00 por unidade:</w:t>
+      </w:r>
+      <w:r>
+        <w:t xml:space="preserve"> o fluxo principal chama o subfluxo novo </w:t>
+      </w:r>
+      <w:r>
+        <w:rPr>
+          <w:rFonts w:ascii="Consolas" w:cs="Consolas" w:eastAsia="Consolas" w:hAnsi="Consolas"/>
+          <w:color w:val="6A1BBF"/>
+          <w:sz w:val="18"/>
+          <w:szCs w:val="18"/>
+          <w:shd w:fill="F1ECFB" w:color="auto" w:val="clear"/>
+        </w:rPr>
+        <w:t xml:space="preserve">bloqueioPacientesFaltasUnidade.json</w:t>
+      </w:r>
+      <w:r>
+        <w:t xml:space="preserve"> uma vez por unidade ativa. Erro numa unidade não para a outra.</w:t>
+      </w:r>
+    </w:p>
+    <w:p>
+      <w:pPr>
+        <w:pStyle w:val="ListParagraph"/>
+        <w:numPr>
+          <w:ilvl w:val="0"/>
+          <w:numId w:val="2"/>
+        </w:numPr>
+        <w:spacing w:after="60"/>
+      </w:pPr>
+      <w:r>
+        <w:rPr>
+          <w:b/>
+          <w:bCs/>
+        </w:rPr>
+        <w:t xml:space="preserve">API:</w:t>
+      </w:r>
+    </w:p>
+    <w:p>
+      <w:pPr>
+        <w:pStyle w:val="ListParagraph"/>
+        <w:numPr>
+          <w:ilvl w:val="1"/>
+          <w:numId w:val="2"/>
+        </w:numPr>
+        <w:spacing w:after="60"/>
+      </w:pPr>
+      <w:r>
+        <w:t xml:space="preserve">o token da sessão leva as unidades da pessoa;</w:t>
+      </w:r>
+    </w:p>
+    <w:p>
+      <w:pPr>
+        <w:pStyle w:val="ListParagraph"/>
+        <w:numPr>
+          <w:ilvl w:val="1"/>
+          <w:numId w:val="2"/>
+        </w:numPr>
+        <w:spacing w:after="60"/>
+      </w:pPr>
+      <w:r>
+        <w:t xml:space="preserve">toda rota de dados exige o header </w:t>
+      </w:r>
+      <w:r>
+        <w:rPr>
+          <w:rFonts w:ascii="Consolas" w:cs="Consolas" w:eastAsia="Consolas" w:hAnsi="Consolas"/>
+          <w:color w:val="6A1BBF"/>
+          <w:sz w:val="18"/>
+          <w:szCs w:val="18"/>
+          <w:shd w:fill="F1ECFB" w:color="auto" w:val="clear"/>
+        </w:rPr>
+        <w:t xml:space="preserve">X-Unidade</w:t>
+      </w:r>
+      <w:r>
+        <w:t xml:space="preserve"> e confere o acesso (400 </w:t>
+      </w:r>
+      <w:r>
+        <w:rPr>
+          <w:rFonts w:ascii="Consolas" w:cs="Consolas" w:eastAsia="Consolas" w:hAnsi="Consolas"/>
+          <w:color w:val="6A1BBF"/>
+          <w:sz w:val="18"/>
+          <w:szCs w:val="18"/>
+          <w:shd w:fill="F1ECFB" w:color="auto" w:val="clear"/>
+        </w:rPr>
+        <w:t xml:space="preserve">UNIDADE_OBRIGATORIA</w:t>
+      </w:r>
+      <w:r>
+        <w:t xml:space="preserve">, 403 </w:t>
+      </w:r>
+      <w:r>
+        <w:rPr>
+          <w:rFonts w:ascii="Consolas" w:cs="Consolas" w:eastAsia="Consolas" w:hAnsi="Consolas"/>
+          <w:color w:val="6A1BBF"/>
+          <w:sz w:val="18"/>
+          <w:szCs w:val="18"/>
+          <w:shd w:fill="F1ECFB" w:color="auto" w:val="clear"/>
+        </w:rPr>
+        <w:t xml:space="preserve">UNIDADE_SEM_ACESSO</w:t>
+      </w:r>
+      <w:r>
+        <w:t xml:space="preserve">);</w:t>
+      </w:r>
+    </w:p>
+    <w:p>
+      <w:pPr>
+        <w:pStyle w:val="ListParagraph"/>
+        <w:numPr>
+          <w:ilvl w:val="1"/>
+          <w:numId w:val="2"/>
+        </w:numPr>
+        <w:spacing w:after="60"/>
+      </w:pPr>
+      <w:r>
+        <w:t xml:space="preserve">as escritas conferem de novo no banco.</w:t>
+      </w:r>
+    </w:p>
+    <w:p>
+      <w:pPr>
+        <w:pStyle w:val="ListParagraph"/>
+        <w:numPr>
+          <w:ilvl w:val="0"/>
+          <w:numId w:val="2"/>
+        </w:numPr>
+        <w:spacing w:after="60"/>
+      </w:pPr>
+      <w:r>
+        <w:rPr>
+          <w:rFonts w:ascii="Consolas" w:cs="Consolas" w:eastAsia="Consolas" w:hAnsi="Consolas"/>
+          <w:b/>
+          <w:bCs/>
+          <w:color w:val="6A1BBF"/>
+          <w:sz w:val="18"/>
+          <w:szCs w:val="18"/>
+          <w:shd w:fill="F1ECFB" w:color="auto" w:val="clear"/>
+        </w:rPr>
+        <w:t xml:space="preserve">npm run check</w:t>
+      </w:r>
+      <w:r>
+        <w:t xml:space="preserve"> passou a acusar:</w:t>
+      </w:r>
+    </w:p>
+    <w:p>
+      <w:pPr>
+        <w:pStyle w:val="ListParagraph"/>
+        <w:numPr>
+          <w:ilvl w:val="1"/>
+          <w:numId w:val="2"/>
+        </w:numPr>
+        <w:spacing w:after="60"/>
+      </w:pPr>
+      <w:r>
+        <w:t xml:space="preserve">laço sem a ligação de volta;</w:t>
+      </w:r>
+    </w:p>
+    <w:p>
+      <w:pPr>
+        <w:pStyle w:val="ListParagraph"/>
+        <w:numPr>
+          <w:ilvl w:val="1"/>
+          <w:numId w:val="2"/>
+        </w:numPr>
+        <w:spacing w:after="60"/>
+      </w:pPr>
+      <w:r>
+        <w:t xml:space="preserve">nó sem saída;</w:t>
+      </w:r>
+    </w:p>
+    <w:p>
+      <w:pPr>
+        <w:pStyle w:val="ListParagraph"/>
+        <w:numPr>
+          <w:ilvl w:val="1"/>
+          <w:numId w:val="2"/>
+        </w:numPr>
+        <w:spacing w:after="60"/>
+      </w:pPr>
+      <w:r>
+        <w:t xml:space="preserve">data fixa na URL da agenda;</w:t>
+      </w:r>
+    </w:p>
+    <w:p>
+      <w:pPr>
+        <w:pStyle w:val="ListParagraph"/>
+        <w:numPr>
+          <w:ilvl w:val="1"/>
+          <w:numId w:val="2"/>
+        </w:numPr>
+        <w:spacing w:after="60"/>
+      </w:pPr>
+      <w:r>
+        <w:t xml:space="preserve">query SQL em modo Expression;</w:t>
+      </w:r>
+    </w:p>
+    <w:p>
+      <w:pPr>
+        <w:pStyle w:val="ListParagraph"/>
+        <w:numPr>
+          <w:ilvl w:val="1"/>
+          <w:numId w:val="2"/>
+        </w:numPr>
+        <w:spacing w:after="60"/>
+      </w:pPr>
+      <w:r>
+        <w:t xml:space="preserve">CID escrito direto no nó.</w:t>
+      </w:r>
+    </w:p>
+    <w:p>
+      <w:pPr>
+        <w:spacing w:after="60"/>
+      </w:pPr>
+    </w:p>
+    <w:p>
+      <w:pPr>
+        <w:pStyle w:val="Heading3"/>
+      </w:pPr>
+      <w:r>
+        <w:t xml:space="preserve">Alterado</w:t>
+      </w:r>
+    </w:p>
+    <w:p>
+      <w:pPr>
+        <w:pStyle w:val="ListParagraph"/>
+        <w:numPr>
+          <w:ilvl w:val="0"/>
+          <w:numId w:val="2"/>
+        </w:numPr>
+        <w:spacing w:after="60"/>
+      </w:pPr>
+      <w:r>
+        <w:rPr>
+          <w:b/>
+          <w:bCs/>
+        </w:rPr>
+        <w:t xml:space="preserve">O CID do CNN saiu dos fluxos e do Git.</w:t>
+      </w:r>
+      <w:r>
+        <w:t xml:space="preserve"> Agora fica nas </w:t>
+      </w:r>
+      <w:r>
+        <w:rPr>
+          <w:b/>
+          <w:bCs/>
+        </w:rPr>
+        <w:t xml:space="preserve">Variables</w:t>
+      </w:r>
+      <w:r>
+        <w:t xml:space="preserve"> do n8n, </w:t>
+      </w:r>
+      <w:r>
+        <w:rPr>
+          <w:rFonts w:ascii="Consolas" w:cs="Consolas" w:eastAsia="Consolas" w:hAnsi="Consolas"/>
+          <w:color w:val="6A1BBF"/>
+          <w:sz w:val="18"/>
+          <w:szCs w:val="18"/>
+          <w:shd w:fill="F1ECFB" w:color="auto" w:val="clear"/>
+        </w:rPr>
+        <w:t xml:space="preserve">CNN_CID_&lt;código&gt;</w:t>
+      </w:r>
+      <w:r>
+        <w:t xml:space="preserve"> (</w:t>
+      </w:r>
+      <w:r>
+        <w:rPr>
+          <w:rFonts w:ascii="Consolas" w:cs="Consolas" w:eastAsia="Consolas" w:hAnsi="Consolas"/>
+          <w:color w:val="6A1BBF"/>
+          <w:sz w:val="18"/>
+          <w:szCs w:val="18"/>
+          <w:shd w:fill="F1ECFB" w:color="auto" w:val="clear"/>
+        </w:rPr>
+        <w:t xml:space="preserve">CNN_CID_ZARNS_SALVADOR</w:t>
+      </w:r>
+      <w:r>
+        <w:t xml:space="preserve">, </w:t>
+      </w:r>
+      <w:r>
+        <w:rPr>
+          <w:rFonts w:ascii="Consolas" w:cs="Consolas" w:eastAsia="Consolas" w:hAnsi="Consolas"/>
+          <w:color w:val="6A1BBF"/>
+          <w:sz w:val="18"/>
+          <w:szCs w:val="18"/>
+          <w:shd w:fill="F1ECFB" w:color="auto" w:val="clear"/>
+        </w:rPr>
+        <w:t xml:space="preserve">CNN_CID_ZARNS_POUSO_ALEGRE</w:t>
+      </w:r>
+      <w:r>
+        <w:t xml:space="preserve">). Os headers </w:t>
+      </w:r>
+      <w:r>
+        <w:rPr>
+          <w:rFonts w:ascii="Consolas" w:cs="Consolas" w:eastAsia="Consolas" w:hAnsi="Consolas"/>
+          <w:color w:val="6A1BBF"/>
+          <w:sz w:val="18"/>
+          <w:szCs w:val="18"/>
+          <w:shd w:fill="F1ECFB" w:color="auto" w:val="clear"/>
+        </w:rPr>
+        <w:t xml:space="preserve">clinicaNasNuvens-cid</w:t>
+      </w:r>
+      <w:r>
+        <w:t xml:space="preserve"> são expressões.</w:t>
+      </w:r>
+    </w:p>
+    <w:p>
+      <w:pPr>
+        <w:pStyle w:val="ListParagraph"/>
+        <w:numPr>
+          <w:ilvl w:val="0"/>
+          <w:numId w:val="2"/>
+        </w:numPr>
+        <w:spacing w:after="60"/>
+      </w:pPr>
+      <w:r>
+        <w:rPr>
+          <w:b/>
+          <w:bCs/>
+        </w:rPr>
+        <w:t xml:space="preserve">Liberação das 02:00:</w:t>
+      </w:r>
+      <w:r>
+        <w:t xml:space="preserve"> uma consulta com todas as unidades ativas; cada paciente usa o CID da sua unidade. Unidade sem CID fica de fora da rodada.</w:t>
+      </w:r>
+    </w:p>
+    <w:p>
+      <w:pPr>
+        <w:pStyle w:val="ListParagraph"/>
+        <w:numPr>
+          <w:ilvl w:val="0"/>
+          <w:numId w:val="2"/>
+        </w:numPr>
+        <w:spacing w:after="60"/>
+      </w:pPr>
+      <w:r>
+        <w:rPr>
+          <w:b/>
+          <w:bCs/>
+        </w:rPr>
+        <w:t xml:space="preserve">Credencial SQL do n8n:</w:t>
+      </w:r>
+      <w:r>
+        <w:t xml:space="preserve"> </w:t>
+      </w:r>
+      <w:r>
+        <w:rPr>
+          <w:rFonts w:ascii="Consolas" w:cs="Consolas" w:eastAsia="Consolas" w:hAnsi="Consolas"/>
+          <w:color w:val="6A1BBF"/>
+          <w:sz w:val="18"/>
+          <w:szCs w:val="18"/>
+          <w:shd w:fill="F1ECFB" w:color="auto" w:val="clear"/>
+        </w:rPr>
+        <w:t xml:space="preserve">TST Araguari - Integracao</w:t>
+      </w:r>
+      <w:r>
+        <w:t xml:space="preserve">, apontando para o banco de integração. A anterior apontava para o banco Lyceum, que ficou fora do ar durante um backup.</w:t>
+      </w:r>
+    </w:p>
+    <w:p>
+      <w:pPr>
+        <w:pStyle w:val="ListParagraph"/>
+        <w:numPr>
+          <w:ilvl w:val="0"/>
+          <w:numId w:val="2"/>
+        </w:numPr>
+        <w:spacing w:after="60"/>
+      </w:pPr>
+      <w:r>
+        <w:rPr>
+          <w:b/>
+          <w:bCs/>
+        </w:rPr>
+        <w:t xml:space="preserve">Login</w:t>
+      </w:r>
+      <w:r>
+        <w:t xml:space="preserve"> de Leitor ou Editor sem unidade é recusado ("Seu usuário não tem nenhuma unidade liberada"). Quem estava logado antes desta versão entra de novo.</w:t>
+      </w:r>
+    </w:p>
+    <w:p>
+      <w:pPr>
+        <w:spacing w:after="60"/>
+      </w:pPr>
+    </w:p>
+    <w:p>
+      <w:pPr>
+        <w:pStyle w:val="Heading3"/>
+      </w:pPr>
+      <w:r>
+        <w:t xml:space="preserve">Corrigido</w:t>
+      </w:r>
+    </w:p>
+    <w:p>
+      <w:pPr>
+        <w:pStyle w:val="ListParagraph"/>
+        <w:numPr>
+          <w:ilvl w:val="0"/>
+          <w:numId w:val="2"/>
+        </w:numPr>
+        <w:spacing w:after="60"/>
+      </w:pPr>
+      <w:r>
+        <w:rPr>
+          <w:b/>
+          <w:bCs/>
+        </w:rPr>
+        <w:t xml:space="preserve">Bloqueio das 01:00 bloqueava só o primeiro paciente:</w:t>
+      </w:r>
+      <w:r>
+        <w:t xml:space="preserve"> a ligação </w:t>
+      </w:r>
+      <w:r>
+        <w:rPr>
+          <w:rFonts w:ascii="Consolas" w:cs="Consolas" w:eastAsia="Consolas" w:hAnsi="Consolas"/>
+          <w:color w:val="6A1BBF"/>
+          <w:sz w:val="18"/>
+          <w:szCs w:val="18"/>
+          <w:shd w:fill="F1ECFB" w:color="auto" w:val="clear"/>
+        </w:rPr>
+        <w:t xml:space="preserve">registrar bloqueio → loop bloqueios</w:t>
+      </w:r>
+      <w:r>
+        <w:t xml:space="preserve"> tinha sumido ao copiar o fluxo do n8n.</w:t>
+      </w:r>
+    </w:p>
+    <w:p>
+      <w:pPr>
+        <w:pStyle w:val="ListParagraph"/>
+        <w:numPr>
+          <w:ilvl w:val="0"/>
+          <w:numId w:val="2"/>
+        </w:numPr>
+        <w:spacing w:after="60"/>
+      </w:pPr>
+      <w:r>
+        <w:rPr>
+          <w:b/>
+          <w:bCs/>
+        </w:rPr>
+        <w:t xml:space="preserve">Liberação das 02:00 não liberava ninguém:</w:t>
+      </w:r>
+      <w:r>
+        <w:t xml:space="preserve"> faltava a ligação </w:t>
+      </w:r>
+      <w:r>
+        <w:rPr>
+          <w:rFonts w:ascii="Consolas" w:cs="Consolas" w:eastAsia="Consolas" w:hAnsi="Consolas"/>
+          <w:color w:val="6A1BBF"/>
+          <w:sz w:val="18"/>
+          <w:szCs w:val="18"/>
+          <w:shd w:fill="F1ECFB" w:color="auto" w:val="clear"/>
+        </w:rPr>
+        <w:t xml:space="preserve">montar candidatos → há o que liberar?</w:t>
+      </w:r>
+      <w:r>
+        <w:t xml:space="preserve">.</w:t>
+      </w:r>
+    </w:p>
+    <w:p>
+      <w:pPr>
+        <w:pStyle w:val="ListParagraph"/>
+        <w:numPr>
+          <w:ilvl w:val="0"/>
+          <w:numId w:val="2"/>
+        </w:numPr>
+        <w:spacing w:after="60"/>
+      </w:pPr>
+      <w:r>
+        <w:rPr>
+          <w:b/>
+          <w:bCs/>
+        </w:rPr>
+        <w:t xml:space="preserve">O bloqueio só via as faltas de 01/10 a 08/10/2026:</w:t>
+      </w:r>
+      <w:r>
+        <w:t xml:space="preserve"> as datas do nó </w:t>
+      </w:r>
+      <w:r>
+        <w:rPr>
+          <w:rFonts w:ascii="Consolas" w:cs="Consolas" w:eastAsia="Consolas" w:hAnsi="Consolas"/>
+          <w:color w:val="6A1BBF"/>
+          <w:sz w:val="18"/>
+          <w:szCs w:val="18"/>
+          <w:shd w:fill="F1ECFB" w:color="auto" w:val="clear"/>
+        </w:rPr>
+        <w:t xml:space="preserve">GET agenda do ciclo</w:t>
+      </w:r>
+      <w:r>
+        <w:t xml:space="preserve"> estavam fixas. Voltou a ser do início do ciclo até hoje.</w:t>
+      </w:r>
+    </w:p>
+    <w:p>
+      <w:pPr>
+        <w:spacing w:after="60"/>
+      </w:pPr>
+    </w:p>
+    <w:p>
+      <w:pPr>
+        <w:pStyle w:val="Heading2"/>
+      </w:pPr>
+      <w:bookmarkStart w:name="_Toc180" w:id="180"/>
       <w:r>
         <w:t xml:space="preserve">2026-10-23 — Deploy na Vercel: 9 funções (limite do plano Hobby)</w:t>
       </w:r>
-      <w:bookmarkEnd w:id="168"/>
+      <w:bookmarkEnd w:id="180"/>
     </w:p>
     <w:p>
       <w:pPr>
@@ -673,11 +1515,11 @@
       <w:pPr>
         <w:pStyle w:val="Heading2"/>
       </w:pPr>
-      <w:bookmarkStart w:name="_Toc169" w:id="169"/>
+      <w:bookmarkStart w:name="_Toc181" w:id="181"/>
       <w:r>
         <w:t xml:space="preserve">2026-10-23 — Dashboard, carregamento nos botões e botão Entrar</w:t>
       </w:r>
-      <w:bookmarkEnd w:id="169"/>
+      <w:bookmarkEnd w:id="181"/>
     </w:p>
     <w:p>
       <w:pPr>
@@ -967,11 +1809,11 @@
       <w:pPr>
         <w:pStyle w:val="Heading2"/>
       </w:pPr>
-      <w:bookmarkStart w:name="_Toc170" w:id="170"/>
+      <w:bookmarkStart w:name="_Toc182" w:id="182"/>
       <w:r>
         <w:t xml:space="preserve">2026-10-23 — Solicitações de desbloqueio e liberação automática de volta</w:t>
       </w:r>
-      <w:bookmarkEnd w:id="170"/>
+      <w:bookmarkEnd w:id="182"/>
     </w:p>
     <w:p>
       <w:pPr>
@@ -1590,11 +2432,11 @@
       <w:pPr>
         <w:pStyle w:val="Heading2"/>
       </w:pPr>
-      <w:bookmarkStart w:name="_Toc171" w:id="171"/>
+      <w:bookmarkStart w:name="_Toc183" w:id="183"/>
       <w:r>
         <w:t xml:space="preserve">2026-10-16 — Segurança: cabeçalhos e documentação</w:t>
       </w:r>
-      <w:bookmarkEnd w:id="171"/>
+      <w:bookmarkEnd w:id="183"/>
     </w:p>
     <w:p>
       <w:pPr>
@@ -1848,11 +2690,11 @@
       <w:pPr>
         <w:pStyle w:val="Heading2"/>
       </w:pPr>
-      <w:bookmarkStart w:name="_Toc172" w:id="172"/>
+      <w:bookmarkStart w:name="_Toc184" w:id="184"/>
       <w:r>
         <w:t xml:space="preserve">2026-10-08 — Documentação completa e versão em Word</w:t>
       </w:r>
-      <w:bookmarkEnd w:id="172"/>
+      <w:bookmarkEnd w:id="184"/>
     </w:p>
     <w:p>
       <w:pPr>
@@ -2118,11 +2960,11 @@
       <w:pPr>
         <w:pStyle w:val="Heading2"/>
       </w:pPr>
-      <w:bookmarkStart w:name="_Toc173" w:id="173"/>
+      <w:bookmarkStart w:name="_Toc185" w:id="185"/>
       <w:r>
         <w:t xml:space="preserve">2026-10-08 — Ciclo em 1º de outubro, procedimento na lista e cache entre telas</w:t>
       </w:r>
-      <w:bookmarkEnd w:id="173"/>
+      <w:bookmarkEnd w:id="185"/>
     </w:p>
     <w:p>
       <w:pPr>
@@ -2273,11 +3115,11 @@
       <w:pPr>
         <w:pStyle w:val="Heading2"/>
       </w:pPr>
-      <w:bookmarkStart w:name="_Toc174" w:id="174"/>
+      <w:bookmarkStart w:name="_Toc186" w:id="186"/>
       <w:r>
         <w:t xml:space="preserve">2026-10-08 — Agenda completa, profissional, tipo de consulta e procedimentos</w:t>
       </w:r>
-      <w:bookmarkEnd w:id="174"/>
+      <w:bookmarkEnd w:id="186"/>
     </w:p>
     <w:p>
       <w:pPr>
@@ -2654,11 +3496,11 @@
       <w:pPr>
         <w:pStyle w:val="Heading2"/>
       </w:pPr>
-      <w:bookmarkStart w:name="_Toc175" w:id="175"/>
+      <w:bookmarkStart w:name="_Toc187" w:id="187"/>
       <w:r>
         <w:t xml:space="preserve">2026-10-07 — Usuários e perfis</w:t>
       </w:r>
-      <w:bookmarkEnd w:id="175"/>
+      <w:bookmarkEnd w:id="187"/>
     </w:p>
     <w:p>
       <w:pPr>
@@ -2991,11 +3833,11 @@
       <w:pPr>
         <w:pStyle w:val="Heading2"/>
       </w:pPr>
-      <w:bookmarkStart w:name="_Toc176" w:id="176"/>
+      <w:bookmarkStart w:name="_Toc188" w:id="188"/>
       <w:r>
         <w:t xml:space="preserve">2026-10-06 — Bloqueio de todo o período</w:t>
       </w:r>
-      <w:bookmarkEnd w:id="176"/>
+      <w:bookmarkEnd w:id="188"/>
     </w:p>
     <w:p>
       <w:pPr>
@@ -3114,11 +3956,11 @@
       <w:pPr>
         <w:pStyle w:val="Heading2"/>
       </w:pPr>
-      <w:bookmarkStart w:name="_Toc177" w:id="177"/>
+      <w:bookmarkStart w:name="_Toc189" w:id="189"/>
       <w:r>
         <w:t xml:space="preserve">2026-10-06 — Aguardando bloqueio</w:t>
       </w:r>
-      <w:bookmarkEnd w:id="177"/>
+      <w:bookmarkEnd w:id="189"/>
     </w:p>
     <w:p>
       <w:pPr>
@@ -3337,11 +4179,11 @@
       <w:pPr>
         <w:pStyle w:val="Heading2"/>
       </w:pPr>
-      <w:bookmarkStart w:name="_Toc178" w:id="178"/>
+      <w:bookmarkStart w:name="_Toc190" w:id="190"/>
       <w:r>
         <w:t xml:space="preserve">2026-10-05 — Registrar situação feita direto no CNN</w:t>
       </w:r>
-      <w:bookmarkEnd w:id="178"/>
+      <w:bookmarkEnd w:id="190"/>
     </w:p>
     <w:p>
       <w:pPr>
@@ -3474,11 +4316,11 @@
       <w:pPr>
         <w:pStyle w:val="Heading2"/>
       </w:pPr>
-      <w:bookmarkStart w:name="_Toc179" w:id="179"/>
+      <w:bookmarkStart w:name="_Toc191" w:id="191"/>
       <w:r>
         <w:t xml:space="preserve">2026-10-04 — Painel de liberação manual</w:t>
       </w:r>
-      <w:bookmarkEnd w:id="179"/>
+      <w:bookmarkEnd w:id="191"/>
     </w:p>
     <w:p>
       <w:pPr>
